--- a/midterm_mastery/Midterm Mastery (Part II Step III).docx
+++ b/midterm_mastery/Midterm Mastery (Part II Step III).docx
@@ -35,8 +35,11 @@
         <w:pStyle w:val="Heading3"/>
         <w:shd w:val="clear" w:color="auto" w:fill="FFFFFF"/>
         <w:spacing w:before="90" w:after="90"/>
+        <w:jc w:val="center"/>
         <w:rPr>
           <w:rFonts w:asciiTheme="minorHAnsi" w:eastAsia="Times New Roman" w:hAnsiTheme="minorHAnsi" w:cstheme="minorHAnsi"/>
+          <w:b/>
+          <w:bCs/>
           <w:color w:val="273540"/>
           <w:kern w:val="36"/>
         </w:rPr>
@@ -44,6 +47,8 @@
       <w:r>
         <w:rPr>
           <w:rFonts w:asciiTheme="minorHAnsi" w:eastAsia="Times New Roman" w:hAnsiTheme="minorHAnsi" w:cstheme="minorHAnsi"/>
+          <w:b/>
+          <w:bCs/>
           <w:color w:val="273540"/>
           <w:kern w:val="36"/>
         </w:rPr>
@@ -52,16 +57,257 @@
     </w:p>
     <w:p/>
     <w:p>
-      <w:r>
-        <w:t>1. Latency</w:t>
-      </w:r>
-      <w:r>
-        <w:rPr>
-          <w:rFonts w:hint="eastAsia"/>
-          <w:noProof/>
+      <w:pPr>
+        <w:rPr>
+          <w:rFonts w:asciiTheme="minorHAnsi" w:hAnsiTheme="minorHAnsi" w:cstheme="minorHAnsi"/>
+          <w:b/>
+          <w:bCs/>
+          <w:color w:val="273540"/>
+          <w:kern w:val="36"/>
+        </w:rPr>
+      </w:pPr>
+      <w:r>
+        <w:rPr>
+          <w:rFonts w:asciiTheme="minorHAnsi" w:hAnsiTheme="minorHAnsi" w:cstheme="minorHAnsi"/>
+          <w:b/>
+          <w:bCs/>
+          <w:color w:val="273540"/>
+          <w:kern w:val="36"/>
+        </w:rPr>
+        <w:t xml:space="preserve">1. </w:t>
+      </w:r>
+      <w:r>
+        <w:rPr>
+          <w:rFonts w:asciiTheme="minorHAnsi" w:hAnsiTheme="minorHAnsi" w:cstheme="minorHAnsi" w:hint="eastAsia"/>
+          <w:b/>
+          <w:bCs/>
+          <w:color w:val="273540"/>
+          <w:kern w:val="36"/>
+        </w:rPr>
+        <w:t>Problem</w:t>
+      </w:r>
+      <w:r>
+        <w:rPr>
+          <w:rFonts w:asciiTheme="minorHAnsi" w:hAnsiTheme="minorHAnsi" w:cstheme="minorHAnsi"/>
+          <w:b/>
+          <w:bCs/>
+          <w:color w:val="273540"/>
+          <w:kern w:val="36"/>
+        </w:rPr>
+        <w:t>atic Deployment</w:t>
+      </w:r>
+    </w:p>
+    <w:p>
+      <w:pPr>
+        <w:rPr>
+          <w:rFonts w:asciiTheme="minorHAnsi" w:hAnsiTheme="minorHAnsi" w:cstheme="minorHAnsi"/>
+          <w:color w:val="273540"/>
+          <w:kern w:val="36"/>
+        </w:rPr>
+      </w:pPr>
+    </w:p>
+    <w:p>
+      <w:pPr>
+        <w:rPr>
+          <w:rFonts w:asciiTheme="minorHAnsi" w:hAnsiTheme="minorHAnsi" w:cstheme="minorHAnsi"/>
+          <w:b/>
+          <w:bCs/>
+          <w:color w:val="273540"/>
+          <w:kern w:val="36"/>
+        </w:rPr>
+      </w:pPr>
+      <w:r>
+        <w:rPr>
+          <w:rFonts w:asciiTheme="minorHAnsi" w:hAnsiTheme="minorHAnsi" w:cstheme="minorHAnsi"/>
+          <w:b/>
+          <w:bCs/>
+          <w:color w:val="273540"/>
+          <w:kern w:val="36"/>
+        </w:rPr>
+        <w:t xml:space="preserve">(1) </w:t>
+      </w:r>
+      <w:r>
+        <w:rPr>
+          <w:rFonts w:asciiTheme="minorHAnsi" w:hAnsiTheme="minorHAnsi" w:cstheme="minorHAnsi"/>
+          <w:b/>
+          <w:bCs/>
+          <w:color w:val="273540"/>
+          <w:kern w:val="36"/>
+        </w:rPr>
+        <w:t>How the Failure Was Introduced</w:t>
+      </w:r>
+    </w:p>
+    <w:p>
+      <w:pPr>
+        <w:pStyle w:val="NormalWeb"/>
+        <w:rPr>
+          <w:rFonts w:asciiTheme="minorHAnsi" w:hAnsiTheme="minorHAnsi" w:cstheme="minorHAnsi"/>
+          <w:color w:val="273540"/>
+          <w:kern w:val="36"/>
+        </w:rPr>
+      </w:pPr>
+      <w:r>
+        <w:rPr>
+          <w:rFonts w:asciiTheme="minorHAnsi" w:hAnsiTheme="minorHAnsi" w:cstheme="minorHAnsi"/>
+          <w:color w:val="273540"/>
+          <w:kern w:val="36"/>
+        </w:rPr>
+        <w:t>In the problematic version, the service interacts with an unstable downstream dependency.</w:t>
+      </w:r>
+    </w:p>
+    <w:p>
+      <w:pPr>
+        <w:pStyle w:val="NormalWeb"/>
+        <w:rPr>
+          <w:rFonts w:asciiTheme="minorHAnsi" w:hAnsiTheme="minorHAnsi" w:cstheme="minorHAnsi"/>
+          <w:color w:val="273540"/>
+          <w:kern w:val="36"/>
+        </w:rPr>
+      </w:pPr>
+      <w:r>
+        <w:rPr>
+          <w:rFonts w:asciiTheme="minorHAnsi" w:hAnsiTheme="minorHAnsi" w:cstheme="minorHAnsi"/>
+          <w:color w:val="273540"/>
+          <w:kern w:val="36"/>
+        </w:rPr>
+        <w:t>The downstream service may behave in several ways:</w:t>
+      </w:r>
+    </w:p>
+    <w:p>
+      <w:pPr>
+        <w:pStyle w:val="NormalWeb"/>
+        <w:ind w:left="720"/>
+        <w:rPr>
+          <w:rFonts w:asciiTheme="minorHAnsi" w:hAnsiTheme="minorHAnsi" w:cstheme="minorHAnsi"/>
+          <w:color w:val="273540"/>
+          <w:kern w:val="36"/>
+        </w:rPr>
+      </w:pPr>
+      <w:r>
+        <w:rPr>
+          <w:rFonts w:asciiTheme="minorHAnsi" w:hAnsiTheme="minorHAnsi" w:cstheme="minorHAnsi"/>
+          <w:color w:val="273540"/>
+          <w:kern w:val="36"/>
+        </w:rPr>
+        <w:t>• respond normally</w:t>
+      </w:r>
+    </w:p>
+    <w:p>
+      <w:pPr>
+        <w:pStyle w:val="NormalWeb"/>
+        <w:ind w:left="720"/>
+        <w:rPr>
+          <w:rFonts w:asciiTheme="minorHAnsi" w:hAnsiTheme="minorHAnsi" w:cstheme="minorHAnsi"/>
+          <w:color w:val="273540"/>
+          <w:kern w:val="36"/>
+        </w:rPr>
+      </w:pPr>
+      <w:r>
+        <w:rPr>
+          <w:rFonts w:asciiTheme="minorHAnsi" w:hAnsiTheme="minorHAnsi" w:cstheme="minorHAnsi"/>
+          <w:color w:val="273540"/>
+          <w:kern w:val="36"/>
+        </w:rPr>
+        <w:t>• respond slowly</w:t>
+      </w:r>
+    </w:p>
+    <w:p>
+      <w:pPr>
+        <w:pStyle w:val="NormalWeb"/>
+        <w:ind w:left="720"/>
+        <w:rPr>
+          <w:rFonts w:asciiTheme="minorHAnsi" w:hAnsiTheme="minorHAnsi" w:cstheme="minorHAnsi"/>
+          <w:color w:val="273540"/>
+          <w:kern w:val="36"/>
+        </w:rPr>
+      </w:pPr>
+      <w:r>
+        <w:rPr>
+          <w:rFonts w:asciiTheme="minorHAnsi" w:hAnsiTheme="minorHAnsi" w:cstheme="minorHAnsi"/>
+          <w:color w:val="273540"/>
+          <w:kern w:val="36"/>
+        </w:rPr>
+        <w:t>• hang or fail randomly</w:t>
+      </w:r>
+    </w:p>
+    <w:p>
+      <w:pPr>
+        <w:pStyle w:val="NormalWeb"/>
+        <w:rPr>
+          <w:rFonts w:asciiTheme="minorHAnsi" w:hAnsiTheme="minorHAnsi" w:cstheme="minorHAnsi"/>
+          <w:color w:val="273540"/>
+          <w:kern w:val="36"/>
+        </w:rPr>
+      </w:pPr>
+      <w:r>
+        <w:rPr>
+          <w:rFonts w:asciiTheme="minorHAnsi" w:hAnsiTheme="minorHAnsi" w:cstheme="minorHAnsi"/>
+          <w:color w:val="273540"/>
+          <w:kern w:val="36"/>
+        </w:rPr>
+        <w:t>In this version, the main service does not protect itself against these failures. It continues sending requests to the downstream service even when it becomes slow or unstable.</w:t>
+      </w:r>
+    </w:p>
+    <w:p>
+      <w:pPr>
+        <w:pStyle w:val="NormalWeb"/>
+        <w:rPr>
+          <w:rFonts w:asciiTheme="minorHAnsi" w:hAnsiTheme="minorHAnsi" w:cstheme="minorHAnsi"/>
+          <w:color w:val="273540"/>
+          <w:kern w:val="36"/>
+        </w:rPr>
+      </w:pPr>
+      <w:r>
+        <w:rPr>
+          <w:rFonts w:asciiTheme="minorHAnsi" w:hAnsiTheme="minorHAnsi" w:cstheme="minorHAnsi"/>
+          <w:color w:val="273540"/>
+          <w:kern w:val="36"/>
+        </w:rPr>
+        <w:t>This simulates a common real-world situation where a system depends on an unreliable external service.</w:t>
+      </w:r>
+    </w:p>
+    <w:p>
+      <w:pPr>
+        <w:pStyle w:val="NormalWeb"/>
+        <w:rPr>
+          <w:rFonts w:asciiTheme="minorHAnsi" w:hAnsiTheme="minorHAnsi" w:cstheme="minorHAnsi"/>
+          <w:color w:val="273540"/>
+          <w:kern w:val="36"/>
+        </w:rPr>
+      </w:pPr>
+      <w:r>
+        <w:rPr>
+          <w:rFonts w:asciiTheme="minorHAnsi" w:hAnsiTheme="minorHAnsi" w:cstheme="minorHAnsi"/>
+          <w:color w:val="273540"/>
+          <w:kern w:val="36"/>
+        </w:rPr>
+        <w:t>Because the system lacks protection mechanisms, failures from the downstream dependency can propagate and affect the entire service.</w:t>
+      </w:r>
+    </w:p>
+    <w:p>
+      <w:pPr>
+        <w:rPr>
+          <w:rFonts w:asciiTheme="minorHAnsi" w:hAnsiTheme="minorHAnsi" w:cstheme="minorHAnsi"/>
+          <w:color w:val="273540"/>
+          <w:kern w:val="36"/>
+        </w:rPr>
+      </w:pPr>
+      <w:r>
+        <w:rPr>
+          <w:rFonts w:asciiTheme="minorHAnsi" w:hAnsiTheme="minorHAnsi" w:cstheme="minorHAnsi"/>
+          <w:color w:val="273540"/>
+          <w:kern w:val="36"/>
+        </w:rPr>
+        <w:t>Latency</w:t>
+      </w:r>
+      <w:r>
+        <w:rPr>
+          <w:rFonts w:asciiTheme="minorHAnsi" w:hAnsiTheme="minorHAnsi" w:cstheme="minorHAnsi" w:hint="eastAsia"/>
+          <w:color w:val="273540"/>
+          <w:kern w:val="36"/>
         </w:rPr>
         <w:drawing>
-          <wp:inline distT="0" distB="0" distL="0" distR="0" wp14:anchorId="6CE1444E" wp14:editId="1876ED8A">
+          <wp:inline distT="0" distB="0" distL="0" distR="0" wp14:anchorId="6CE1444E" wp14:editId="75458727">
             <wp:extent cx="5943600" cy="605790"/>
             <wp:effectExtent l="0" t="0" r="0" b="3810"/>
             <wp:docPr id="660737666" name="Picture 1"/>
@@ -103,16 +349,45 @@
         </w:drawing>
       </w:r>
     </w:p>
-    <w:p/>
-    <w:p>
-      <w:r>
-        <w:t>2. CPU utilization</w:t>
-      </w:r>
-    </w:p>
-    <w:p>
-      <w:r>
-        <w:rPr>
-          <w:noProof/>
+    <w:p>
+      <w:pPr>
+        <w:rPr>
+          <w:rFonts w:asciiTheme="minorHAnsi" w:hAnsiTheme="minorHAnsi" w:cstheme="minorHAnsi"/>
+          <w:color w:val="273540"/>
+          <w:kern w:val="36"/>
+        </w:rPr>
+      </w:pPr>
+    </w:p>
+    <w:p>
+      <w:pPr>
+        <w:rPr>
+          <w:rFonts w:asciiTheme="minorHAnsi" w:hAnsiTheme="minorHAnsi" w:cstheme="minorHAnsi"/>
+          <w:color w:val="273540"/>
+          <w:kern w:val="36"/>
+        </w:rPr>
+      </w:pPr>
+      <w:r>
+        <w:rPr>
+          <w:rFonts w:asciiTheme="minorHAnsi" w:hAnsiTheme="minorHAnsi" w:cstheme="minorHAnsi"/>
+          <w:color w:val="273540"/>
+          <w:kern w:val="36"/>
+        </w:rPr>
+        <w:t>CPU utilization</w:t>
+      </w:r>
+    </w:p>
+    <w:p>
+      <w:pPr>
+        <w:rPr>
+          <w:rFonts w:asciiTheme="minorHAnsi" w:hAnsiTheme="minorHAnsi" w:cstheme="minorHAnsi"/>
+          <w:color w:val="273540"/>
+          <w:kern w:val="36"/>
+        </w:rPr>
+      </w:pPr>
+      <w:r>
+        <w:rPr>
+          <w:rFonts w:asciiTheme="minorHAnsi" w:hAnsiTheme="minorHAnsi" w:cstheme="minorHAnsi"/>
+          <w:color w:val="273540"/>
+          <w:kern w:val="36"/>
         </w:rPr>
         <w:drawing>
           <wp:inline distT="0" distB="0" distL="0" distR="0" wp14:anchorId="2B7E29FB" wp14:editId="3D9BAE35">
@@ -157,17 +432,47 @@
         </w:drawing>
       </w:r>
     </w:p>
-    <w:p/>
-    <w:p>
-      <w:r>
-        <w:t>3. CloudWatch logs</w:t>
-      </w:r>
-    </w:p>
-    <w:p>
-      <w:r>
-        <w:rPr>
-          <w:noProof/>
-        </w:rPr>
+    <w:p>
+      <w:pPr>
+        <w:rPr>
+          <w:rFonts w:asciiTheme="minorHAnsi" w:hAnsiTheme="minorHAnsi" w:cstheme="minorHAnsi"/>
+          <w:color w:val="273540"/>
+          <w:kern w:val="36"/>
+        </w:rPr>
+      </w:pPr>
+    </w:p>
+    <w:p>
+      <w:pPr>
+        <w:rPr>
+          <w:rFonts w:asciiTheme="minorHAnsi" w:hAnsiTheme="minorHAnsi" w:cstheme="minorHAnsi"/>
+          <w:color w:val="273540"/>
+          <w:kern w:val="36"/>
+        </w:rPr>
+      </w:pPr>
+      <w:r>
+        <w:rPr>
+          <w:rFonts w:asciiTheme="minorHAnsi" w:hAnsiTheme="minorHAnsi" w:cstheme="minorHAnsi"/>
+          <w:color w:val="273540"/>
+          <w:kern w:val="36"/>
+        </w:rPr>
+        <w:t>CloudWatch logs</w:t>
+      </w:r>
+    </w:p>
+    <w:p>
+      <w:pPr>
+        <w:rPr>
+          <w:rFonts w:asciiTheme="minorHAnsi" w:hAnsiTheme="minorHAnsi" w:cstheme="minorHAnsi"/>
+          <w:color w:val="273540"/>
+          <w:kern w:val="36"/>
+        </w:rPr>
+      </w:pPr>
+      <w:r>
+        <w:rPr>
+          <w:rFonts w:asciiTheme="minorHAnsi" w:hAnsiTheme="minorHAnsi" w:cstheme="minorHAnsi"/>
+          <w:color w:val="273540"/>
+          <w:kern w:val="36"/>
+        </w:rPr>
+        <w:lastRenderedPageBreak/>
         <w:drawing>
           <wp:inline distT="0" distB="0" distL="0" distR="0" wp14:anchorId="780469BE" wp14:editId="1FBD5612">
             <wp:extent cx="5943600" cy="779780"/>
@@ -211,49 +516,190 @@
         </w:drawing>
       </w:r>
     </w:p>
-    <w:p/>
-    <w:p>
-      <w:pPr>
-        <w:rPr>
-          <w:rFonts w:hint="eastAsia"/>
-        </w:rPr>
-      </w:pPr>
-      <w:r>
-        <w:t>4. Problem + flaky</w:t>
-      </w:r>
-    </w:p>
-    <w:p/>
-    <w:p>
-      <w:r>
-        <w:t>Test A: Baseline</w:t>
-      </w:r>
-    </w:p>
-    <w:p>
-      <w:r>
+    <w:p>
+      <w:pPr>
+        <w:rPr>
+          <w:rFonts w:asciiTheme="minorHAnsi" w:hAnsiTheme="minorHAnsi" w:cstheme="minorHAnsi"/>
+          <w:color w:val="273540"/>
+          <w:kern w:val="36"/>
+        </w:rPr>
+      </w:pPr>
+    </w:p>
+    <w:p>
+      <w:pPr>
+        <w:pStyle w:val="NormalWeb"/>
+        <w:rPr>
+          <w:rFonts w:asciiTheme="minorHAnsi" w:hAnsiTheme="minorHAnsi" w:cstheme="minorHAnsi"/>
+          <w:color w:val="273540"/>
+          <w:kern w:val="36"/>
+        </w:rPr>
+      </w:pPr>
+      <w:r>
+        <w:rPr>
+          <w:rFonts w:asciiTheme="minorHAnsi" w:hAnsiTheme="minorHAnsi" w:cstheme="minorHAnsi"/>
+          <w:color w:val="273540"/>
+          <w:kern w:val="36"/>
+        </w:rPr>
+        <w:t>This result shows that the request took about 60 seconds to complete while CPU usage was almost zero. This indicates the service was waiting on a slow or unreliable downstream dependency, which demonstrates the failure scenario used in the experiment.</w:t>
+      </w:r>
+    </w:p>
+    <w:p>
+      <w:pPr>
+        <w:rPr>
+          <w:rFonts w:asciiTheme="minorHAnsi" w:hAnsiTheme="minorHAnsi" w:cstheme="minorHAnsi"/>
+          <w:b/>
+          <w:bCs/>
+          <w:color w:val="273540"/>
+          <w:kern w:val="36"/>
+        </w:rPr>
+      </w:pPr>
+      <w:r>
+        <w:rPr>
+          <w:rFonts w:asciiTheme="minorHAnsi" w:hAnsiTheme="minorHAnsi" w:cstheme="minorHAnsi"/>
+          <w:b/>
+          <w:bCs/>
+          <w:color w:val="273540"/>
+          <w:kern w:val="36"/>
+        </w:rPr>
+        <w:t xml:space="preserve">(2) Load Testing </w:t>
+      </w:r>
+    </w:p>
+    <w:p>
+      <w:pPr>
+        <w:rPr>
+          <w:rFonts w:asciiTheme="minorHAnsi" w:hAnsiTheme="minorHAnsi" w:cstheme="minorHAnsi"/>
+          <w:color w:val="273540"/>
+          <w:kern w:val="36"/>
+        </w:rPr>
+      </w:pPr>
+    </w:p>
+    <w:p>
+      <w:pPr>
+        <w:rPr>
+          <w:rFonts w:asciiTheme="minorHAnsi" w:hAnsiTheme="minorHAnsi" w:cstheme="minorHAnsi"/>
+          <w:color w:val="273540"/>
+          <w:kern w:val="36"/>
+        </w:rPr>
+      </w:pPr>
+      <w:r>
+        <w:rPr>
+          <w:rFonts w:asciiTheme="minorHAnsi" w:hAnsiTheme="minorHAnsi" w:cstheme="minorHAnsi"/>
+          <w:color w:val="273540"/>
+          <w:kern w:val="36"/>
+        </w:rPr>
+        <w:t>To demonstrate the failure behavior, I ran two load tests using Locust.</w:t>
+      </w:r>
+    </w:p>
+    <w:p>
+      <w:pPr>
+        <w:rPr>
+          <w:rFonts w:asciiTheme="minorHAnsi" w:hAnsiTheme="minorHAnsi" w:cstheme="minorHAnsi"/>
+          <w:color w:val="273540"/>
+          <w:kern w:val="36"/>
+        </w:rPr>
+      </w:pPr>
+    </w:p>
+    <w:p>
+      <w:pPr>
+        <w:rPr>
+          <w:rFonts w:asciiTheme="minorHAnsi" w:hAnsiTheme="minorHAnsi" w:cstheme="minorHAnsi"/>
+          <w:b/>
+          <w:bCs/>
+          <w:color w:val="273540"/>
+          <w:kern w:val="36"/>
+        </w:rPr>
+      </w:pPr>
+      <w:r>
+        <w:rPr>
+          <w:rFonts w:asciiTheme="minorHAnsi" w:hAnsiTheme="minorHAnsi" w:cstheme="minorHAnsi"/>
+          <w:b/>
+          <w:bCs/>
+          <w:color w:val="273540"/>
+          <w:kern w:val="36"/>
+        </w:rPr>
+        <w:t>Test A – Baseline Load</w:t>
+      </w:r>
+    </w:p>
+    <w:p>
+      <w:pPr>
+        <w:rPr>
+          <w:rFonts w:asciiTheme="minorHAnsi" w:hAnsiTheme="minorHAnsi" w:cstheme="minorHAnsi"/>
+          <w:color w:val="273540"/>
+          <w:kern w:val="36"/>
+        </w:rPr>
+      </w:pPr>
+      <w:r>
+        <w:rPr>
+          <w:rFonts w:asciiTheme="minorHAnsi" w:hAnsiTheme="minorHAnsi" w:cstheme="minorHAnsi"/>
+          <w:color w:val="273540"/>
+          <w:kern w:val="36"/>
+        </w:rPr>
         <w:t>User:5</w:t>
       </w:r>
     </w:p>
     <w:p>
-      <w:r>
+      <w:pPr>
+        <w:rPr>
+          <w:rFonts w:asciiTheme="minorHAnsi" w:hAnsiTheme="minorHAnsi" w:cstheme="minorHAnsi"/>
+          <w:color w:val="273540"/>
+          <w:kern w:val="36"/>
+        </w:rPr>
+      </w:pPr>
+      <w:r>
+        <w:rPr>
+          <w:rFonts w:asciiTheme="minorHAnsi" w:hAnsiTheme="minorHAnsi" w:cstheme="minorHAnsi"/>
+          <w:color w:val="273540"/>
+          <w:kern w:val="36"/>
+        </w:rPr>
         <w:t>Spawn rate: 5</w:t>
       </w:r>
     </w:p>
     <w:p>
-      <w:r>
-        <w:t>Time: 2 mins</w:t>
-      </w:r>
-    </w:p>
-    <w:p/>
-    <w:p>
-      <w:r>
-        <w:rPr>
+      <w:pPr>
+        <w:rPr>
+          <w:rFonts w:asciiTheme="minorHAnsi" w:hAnsiTheme="minorHAnsi" w:cstheme="minorHAnsi"/>
+          <w:color w:val="273540"/>
+          <w:kern w:val="36"/>
+        </w:rPr>
+      </w:pPr>
+      <w:r>
+        <w:rPr>
+          <w:rFonts w:asciiTheme="minorHAnsi" w:hAnsiTheme="minorHAnsi" w:cstheme="minorHAnsi"/>
+          <w:color w:val="273540"/>
+          <w:kern w:val="36"/>
+        </w:rPr>
+        <w:t>Time</w:t>
+      </w:r>
+      <w:r>
+        <w:rPr>
+          <w:rFonts w:asciiTheme="minorHAnsi" w:hAnsiTheme="minorHAnsi" w:cstheme="minorHAnsi"/>
+          <w:color w:val="273540"/>
+          <w:kern w:val="36"/>
+        </w:rPr>
+        <w:t>: 2 mins</w:t>
+      </w:r>
+    </w:p>
+    <w:p>
+      <w:pPr>
+        <w:rPr>
+          <w:rFonts w:asciiTheme="minorHAnsi" w:hAnsiTheme="minorHAnsi" w:cstheme="minorHAnsi"/>
+          <w:color w:val="273540"/>
+          <w:kern w:val="36"/>
+        </w:rPr>
+      </w:pPr>
+      <w:r>
+        <w:rPr>
+          <w:rFonts w:asciiTheme="minorHAnsi" w:hAnsiTheme="minorHAnsi" w:cstheme="minorHAnsi"/>
           <w:noProof/>
+          <w:color w:val="273540"/>
+          <w:kern w:val="36"/>
+          <w14:ligatures w14:val="standardContextual"/>
         </w:rPr>
         <w:drawing>
-          <wp:inline distT="0" distB="0" distL="0" distR="0" wp14:anchorId="3EFD1B65" wp14:editId="7C428A37">
-            <wp:extent cx="5943600" cy="1402080"/>
+          <wp:inline distT="0" distB="0" distL="0" distR="0" wp14:anchorId="4A6D06CE" wp14:editId="4B41F676">
+            <wp:extent cx="5238750" cy="1258196"/>
             <wp:effectExtent l="0" t="0" r="0" b="0"/>
-            <wp:docPr id="1310474847" name="Picture 4" descr="A screenshot of a computer&#10;&#10;Description automatically generated"/>
+            <wp:docPr id="1247050458" name="Picture 1" descr="A screenshot of a computer&#10;&#10;Description automatically generated"/>
             <wp:cNvGraphicFramePr>
               <a:graphicFrameLocks xmlns:a="http://schemas.openxmlformats.org/drawingml/2006/main" noChangeAspect="1"/>
             </wp:cNvGraphicFramePr>
@@ -261,7 +707,7 @@
               <a:graphicData uri="http://schemas.openxmlformats.org/drawingml/2006/picture">
                 <pic:pic xmlns:pic="http://schemas.openxmlformats.org/drawingml/2006/picture">
                   <pic:nvPicPr>
-                    <pic:cNvPr id="1310474847" name="Picture 4" descr="A screenshot of a computer&#10;&#10;Description automatically generated"/>
+                    <pic:cNvPr id="1247050458" name="Picture 1" descr="A screenshot of a computer&#10;&#10;Description automatically generated"/>
                     <pic:cNvPicPr/>
                   </pic:nvPicPr>
                   <pic:blipFill>
@@ -279,7 +725,7 @@
                   <pic:spPr>
                     <a:xfrm>
                       <a:off x="0" y="0"/>
-                      <a:ext cx="5943600" cy="1402080"/>
+                      <a:ext cx="5278505" cy="1267744"/>
                     </a:xfrm>
                     <a:prstGeom prst="rect">
                       <a:avLst/>
@@ -293,16 +739,26 @@
       </w:r>
     </w:p>
     <w:p>
-      <w:r>
-        <w:rPr>
+      <w:pPr>
+        <w:rPr>
+          <w:rFonts w:asciiTheme="minorHAnsi" w:hAnsiTheme="minorHAnsi" w:cstheme="minorHAnsi"/>
+          <w:color w:val="273540"/>
+          <w:kern w:val="36"/>
+        </w:rPr>
+      </w:pPr>
+      <w:r>
+        <w:rPr>
+          <w:rFonts w:asciiTheme="minorHAnsi" w:hAnsiTheme="minorHAnsi" w:cstheme="minorHAnsi"/>
           <w:noProof/>
-        </w:rPr>
-        <w:lastRenderedPageBreak/>
+          <w:color w:val="273540"/>
+          <w:kern w:val="36"/>
+          <w14:ligatures w14:val="standardContextual"/>
+        </w:rPr>
         <w:drawing>
-          <wp:inline distT="0" distB="0" distL="0" distR="0" wp14:anchorId="342CEDB4" wp14:editId="47A41190">
-            <wp:extent cx="5943600" cy="4037330"/>
-            <wp:effectExtent l="0" t="0" r="0" b="1270"/>
-            <wp:docPr id="1133602984" name="Picture 5" descr="A screenshot of a graph&#10;&#10;Description automatically generated"/>
+          <wp:inline distT="0" distB="0" distL="0" distR="0" wp14:anchorId="58487D65" wp14:editId="3B3A6BAF">
+            <wp:extent cx="5525952" cy="3562350"/>
+            <wp:effectExtent l="0" t="0" r="0" b="0"/>
+            <wp:docPr id="1191038273" name="Picture 2" descr="A screenshot of a graph&#10;&#10;Description automatically generated"/>
             <wp:cNvGraphicFramePr>
               <a:graphicFrameLocks xmlns:a="http://schemas.openxmlformats.org/drawingml/2006/main" noChangeAspect="1"/>
             </wp:cNvGraphicFramePr>
@@ -310,7 +766,7 @@
               <a:graphicData uri="http://schemas.openxmlformats.org/drawingml/2006/picture">
                 <pic:pic xmlns:pic="http://schemas.openxmlformats.org/drawingml/2006/picture">
                   <pic:nvPicPr>
-                    <pic:cNvPr id="1133602984" name="Picture 5" descr="A screenshot of a graph&#10;&#10;Description automatically generated"/>
+                    <pic:cNvPr id="1191038273" name="Picture 2" descr="A screenshot of a graph&#10;&#10;Description automatically generated"/>
                     <pic:cNvPicPr/>
                   </pic:nvPicPr>
                   <pic:blipFill>
@@ -328,7 +784,7 @@
                   <pic:spPr>
                     <a:xfrm>
                       <a:off x="0" y="0"/>
-                      <a:ext cx="5943600" cy="4037330"/>
+                      <a:ext cx="5529333" cy="3564530"/>
                     </a:xfrm>
                     <a:prstGeom prst="rect">
                       <a:avLst/>
@@ -341,18 +797,28 @@
         </w:drawing>
       </w:r>
     </w:p>
-    <w:p/>
-    <w:p>
-      <w:r>
-        <w:rPr>
-          <w:rFonts w:hint="eastAsia"/>
+    <w:p>
+      <w:pPr>
+        <w:rPr>
+          <w:rFonts w:asciiTheme="minorHAnsi" w:hAnsiTheme="minorHAnsi" w:cstheme="minorHAnsi"/>
+          <w:color w:val="273540"/>
+          <w:kern w:val="36"/>
+        </w:rPr>
+      </w:pPr>
+      <w:r>
+        <w:rPr>
+          <w:rFonts w:asciiTheme="minorHAnsi" w:hAnsiTheme="minorHAnsi" w:cstheme="minorHAnsi"/>
           <w:noProof/>
-        </w:rPr>
+          <w:color w:val="273540"/>
+          <w:kern w:val="36"/>
+          <w14:ligatures w14:val="standardContextual"/>
+        </w:rPr>
+        <w:lastRenderedPageBreak/>
         <w:drawing>
-          <wp:inline distT="0" distB="0" distL="0" distR="0" wp14:anchorId="1AC2583B" wp14:editId="1A40EBD5">
-            <wp:extent cx="5943600" cy="1480820"/>
-            <wp:effectExtent l="0" t="0" r="0" b="5080"/>
-            <wp:docPr id="207696573" name="Picture 6" descr="A screenshot of a computer&#10;&#10;Description automatically generated"/>
+          <wp:inline distT="0" distB="0" distL="0" distR="0" wp14:anchorId="7465DFCA" wp14:editId="3D1073E2">
+            <wp:extent cx="5943600" cy="1433830"/>
+            <wp:effectExtent l="0" t="0" r="0" b="1270"/>
+            <wp:docPr id="1174071912" name="Picture 3" descr="A screenshot of a computer&#10;&#10;Description automatically generated"/>
             <wp:cNvGraphicFramePr>
               <a:graphicFrameLocks xmlns:a="http://schemas.openxmlformats.org/drawingml/2006/main" noChangeAspect="1"/>
             </wp:cNvGraphicFramePr>
@@ -360,7 +826,7 @@
               <a:graphicData uri="http://schemas.openxmlformats.org/drawingml/2006/picture">
                 <pic:pic xmlns:pic="http://schemas.openxmlformats.org/drawingml/2006/picture">
                   <pic:nvPicPr>
-                    <pic:cNvPr id="207696573" name="Picture 6" descr="A screenshot of a computer&#10;&#10;Description automatically generated"/>
+                    <pic:cNvPr id="1174071912" name="Picture 3" descr="A screenshot of a computer&#10;&#10;Description automatically generated"/>
                     <pic:cNvPicPr/>
                   </pic:nvPicPr>
                   <pic:blipFill>
@@ -378,7 +844,7 @@
                   <pic:spPr>
                     <a:xfrm>
                       <a:off x="0" y="0"/>
-                      <a:ext cx="5943600" cy="1480820"/>
+                      <a:ext cx="5943600" cy="1433830"/>
                     </a:xfrm>
                     <a:prstGeom prst="rect">
                       <a:avLst/>
@@ -391,46 +857,265 @@
         </w:drawing>
       </w:r>
     </w:p>
-    <w:p/>
-    <w:p/>
-    <w:p>
-      <w:r>
-        <w:rPr>
-          <w:rFonts w:hint="eastAsia"/>
+    <w:p>
+      <w:pPr>
+        <w:rPr>
+          <w:rFonts w:asciiTheme="minorHAnsi" w:hAnsiTheme="minorHAnsi" w:cstheme="minorHAnsi"/>
+          <w:color w:val="273540"/>
+          <w:kern w:val="36"/>
+        </w:rPr>
+      </w:pPr>
+    </w:p>
+    <w:p>
+      <w:pPr>
+        <w:rPr>
+          <w:rFonts w:asciiTheme="minorHAnsi" w:hAnsiTheme="minorHAnsi" w:cstheme="minorHAnsi"/>
+          <w:color w:val="273540"/>
+          <w:kern w:val="36"/>
+        </w:rPr>
+      </w:pPr>
+      <w:r>
+        <w:rPr>
+          <w:rFonts w:asciiTheme="minorHAnsi" w:hAnsiTheme="minorHAnsi" w:cstheme="minorHAnsi"/>
+          <w:color w:val="273540"/>
+          <w:kern w:val="36"/>
+        </w:rPr>
+        <w:t xml:space="preserve">The Locust results show that the </w:t>
+      </w:r>
+      <w:r>
+        <w:rPr>
+          <w:rFonts w:asciiTheme="minorHAnsi" w:hAnsiTheme="minorHAnsi" w:cstheme="minorHAnsi"/>
+          <w:b/>
+          <w:bCs/>
+          <w:color w:val="273540"/>
+          <w:kern w:val="36"/>
+        </w:rPr>
+        <w:t>average response time was about 18 seconds</w:t>
+      </w:r>
+      <w:r>
+        <w:rPr>
+          <w:rFonts w:asciiTheme="minorHAnsi" w:hAnsiTheme="minorHAnsi" w:cstheme="minorHAnsi"/>
+          <w:color w:val="273540"/>
+          <w:kern w:val="36"/>
+        </w:rPr>
+        <w:t xml:space="preserve">, with the </w:t>
+      </w:r>
+      <w:r>
+        <w:rPr>
+          <w:rFonts w:asciiTheme="minorHAnsi" w:hAnsiTheme="minorHAnsi" w:cstheme="minorHAnsi"/>
+          <w:b/>
+          <w:bCs/>
+          <w:color w:val="273540"/>
+          <w:kern w:val="36"/>
+        </w:rPr>
+        <w:t>maximum latency reaching around 24 seconds</w:t>
+      </w:r>
+      <w:r>
+        <w:rPr>
+          <w:rFonts w:asciiTheme="minorHAnsi" w:hAnsiTheme="minorHAnsi" w:cstheme="minorHAnsi"/>
+          <w:color w:val="273540"/>
+          <w:kern w:val="36"/>
+        </w:rPr>
+        <w:t xml:space="preserve">, which is much higher than expected for a simple search service. The throughput was also very low (around </w:t>
+      </w:r>
+      <w:r>
+        <w:rPr>
+          <w:rFonts w:asciiTheme="minorHAnsi" w:hAnsiTheme="minorHAnsi" w:cstheme="minorHAnsi"/>
+          <w:b/>
+          <w:bCs/>
+          <w:color w:val="273540"/>
+          <w:kern w:val="36"/>
+        </w:rPr>
+        <w:t>0.4 requests per second</w:t>
+      </w:r>
+      <w:r>
+        <w:rPr>
+          <w:rFonts w:asciiTheme="minorHAnsi" w:hAnsiTheme="minorHAnsi" w:cstheme="minorHAnsi"/>
+          <w:color w:val="273540"/>
+          <w:kern w:val="36"/>
+        </w:rPr>
+        <w:t xml:space="preserve">). Although there were no request failures, the response time was very unstable due to the slow and unreliable downstream dependency. CPU utilization remained low, indicating that the service spent most of the time </w:t>
+      </w:r>
+      <w:r>
+        <w:rPr>
+          <w:rFonts w:asciiTheme="minorHAnsi" w:hAnsiTheme="minorHAnsi" w:cstheme="minorHAnsi"/>
+          <w:b/>
+          <w:bCs/>
+          <w:color w:val="273540"/>
+          <w:kern w:val="36"/>
+        </w:rPr>
+        <w:t>waiting for the downstream service instead of doing computation</w:t>
+      </w:r>
+      <w:r>
+        <w:rPr>
+          <w:rFonts w:asciiTheme="minorHAnsi" w:hAnsiTheme="minorHAnsi" w:cstheme="minorHAnsi"/>
+          <w:color w:val="273540"/>
+          <w:kern w:val="36"/>
+        </w:rPr>
+        <w:t>. This shows that without resilience mechanisms, an unstable dependency can significantly increase latency even under a small workload.</w:t>
+      </w:r>
+    </w:p>
+    <w:p>
+      <w:pPr>
+        <w:rPr>
+          <w:rFonts w:asciiTheme="minorHAnsi" w:hAnsiTheme="minorHAnsi" w:cstheme="minorHAnsi"/>
+          <w:color w:val="273540"/>
+          <w:kern w:val="36"/>
+        </w:rPr>
+      </w:pPr>
+    </w:p>
+    <w:p>
+      <w:pPr>
+        <w:rPr>
+          <w:rFonts w:asciiTheme="minorHAnsi" w:hAnsiTheme="minorHAnsi" w:cstheme="minorHAnsi"/>
+          <w:color w:val="273540"/>
+          <w:kern w:val="36"/>
+        </w:rPr>
+      </w:pPr>
+    </w:p>
+    <w:p>
+      <w:pPr>
+        <w:rPr>
+          <w:rFonts w:asciiTheme="minorHAnsi" w:hAnsiTheme="minorHAnsi" w:cstheme="minorHAnsi"/>
+          <w:b/>
+          <w:bCs/>
+          <w:color w:val="273540"/>
+          <w:kern w:val="36"/>
+        </w:rPr>
+      </w:pPr>
+      <w:r>
+        <w:rPr>
+          <w:rFonts w:asciiTheme="minorHAnsi" w:hAnsiTheme="minorHAnsi" w:cstheme="minorHAnsi" w:hint="eastAsia"/>
+          <w:b/>
+          <w:bCs/>
+          <w:color w:val="273540"/>
+          <w:kern w:val="36"/>
         </w:rPr>
         <w:t>Test</w:t>
       </w:r>
       <w:r>
+        <w:rPr>
+          <w:rFonts w:asciiTheme="minorHAnsi" w:hAnsiTheme="minorHAnsi" w:cstheme="minorHAnsi"/>
+          <w:b/>
+          <w:bCs/>
+          <w:color w:val="273540"/>
+          <w:kern w:val="36"/>
+        </w:rPr>
         <w:t xml:space="preserve"> B</w:t>
       </w:r>
-    </w:p>
-    <w:p>
-      <w:r>
+      <w:r>
+        <w:rPr>
+          <w:rFonts w:asciiTheme="minorHAnsi" w:hAnsiTheme="minorHAnsi" w:cstheme="minorHAnsi"/>
+          <w:b/>
+          <w:bCs/>
+          <w:color w:val="273540"/>
+          <w:kern w:val="36"/>
+        </w:rPr>
+        <w:t xml:space="preserve"> – </w:t>
+      </w:r>
+      <w:r>
+        <w:rPr>
+          <w:rFonts w:asciiTheme="minorHAnsi" w:hAnsiTheme="minorHAnsi" w:cstheme="minorHAnsi" w:hint="eastAsia"/>
+          <w:b/>
+          <w:bCs/>
+          <w:color w:val="273540"/>
+          <w:kern w:val="36"/>
+        </w:rPr>
+        <w:t>Higher</w:t>
+      </w:r>
+      <w:r>
+        <w:rPr>
+          <w:rFonts w:asciiTheme="minorHAnsi" w:hAnsiTheme="minorHAnsi" w:cstheme="minorHAnsi"/>
+          <w:b/>
+          <w:bCs/>
+          <w:color w:val="273540"/>
+          <w:kern w:val="36"/>
+        </w:rPr>
+        <w:t xml:space="preserve"> </w:t>
+      </w:r>
+      <w:r>
+        <w:rPr>
+          <w:rFonts w:asciiTheme="minorHAnsi" w:hAnsiTheme="minorHAnsi" w:cstheme="minorHAnsi" w:hint="eastAsia"/>
+          <w:b/>
+          <w:bCs/>
+          <w:color w:val="273540"/>
+          <w:kern w:val="36"/>
+        </w:rPr>
+        <w:t>Load</w:t>
+      </w:r>
+    </w:p>
+    <w:p>
+      <w:pPr>
+        <w:rPr>
+          <w:rFonts w:asciiTheme="minorHAnsi" w:hAnsiTheme="minorHAnsi" w:cstheme="minorHAnsi"/>
+          <w:color w:val="273540"/>
+          <w:kern w:val="36"/>
+        </w:rPr>
+      </w:pPr>
+      <w:r>
+        <w:rPr>
+          <w:rFonts w:asciiTheme="minorHAnsi" w:hAnsiTheme="minorHAnsi" w:cstheme="minorHAnsi"/>
+          <w:color w:val="273540"/>
+          <w:kern w:val="36"/>
+        </w:rPr>
         <w:t>Users: 20</w:t>
       </w:r>
     </w:p>
     <w:p>
-      <w:r>
+      <w:pPr>
+        <w:rPr>
+          <w:rFonts w:asciiTheme="minorHAnsi" w:hAnsiTheme="minorHAnsi" w:cstheme="minorHAnsi"/>
+          <w:color w:val="273540"/>
+          <w:kern w:val="36"/>
+        </w:rPr>
+      </w:pPr>
+      <w:r>
+        <w:rPr>
+          <w:rFonts w:asciiTheme="minorHAnsi" w:hAnsiTheme="minorHAnsi" w:cstheme="minorHAnsi"/>
+          <w:color w:val="273540"/>
+          <w:kern w:val="36"/>
+        </w:rPr>
         <w:t>Spawn rate: 10</w:t>
       </w:r>
     </w:p>
     <w:p>
-      <w:r>
+      <w:pPr>
+        <w:rPr>
+          <w:rFonts w:asciiTheme="minorHAnsi" w:hAnsiTheme="minorHAnsi" w:cstheme="minorHAnsi"/>
+          <w:color w:val="273540"/>
+          <w:kern w:val="36"/>
+        </w:rPr>
+      </w:pPr>
+      <w:r>
+        <w:rPr>
+          <w:rFonts w:asciiTheme="minorHAnsi" w:hAnsiTheme="minorHAnsi" w:cstheme="minorHAnsi"/>
+          <w:color w:val="273540"/>
+          <w:kern w:val="36"/>
+        </w:rPr>
         <w:t>Duration: 3 mins</w:t>
       </w:r>
     </w:p>
-    <w:p/>
-    <w:p>
-      <w:r>
-        <w:rPr>
-          <w:rFonts w:hint="eastAsia"/>
+    <w:p>
+      <w:pPr>
+        <w:rPr>
+          <w:rFonts w:asciiTheme="minorHAnsi" w:hAnsiTheme="minorHAnsi" w:cstheme="minorHAnsi"/>
+          <w:color w:val="273540"/>
+          <w:kern w:val="36"/>
+        </w:rPr>
+      </w:pPr>
+      <w:r>
+        <w:rPr>
+          <w:rFonts w:asciiTheme="minorHAnsi" w:hAnsiTheme="minorHAnsi" w:cstheme="minorHAnsi"/>
           <w:noProof/>
+          <w:color w:val="273540"/>
+          <w:kern w:val="36"/>
+          <w14:ligatures w14:val="standardContextual"/>
         </w:rPr>
         <w:drawing>
-          <wp:inline distT="0" distB="0" distL="0" distR="0" wp14:anchorId="2BFC2E37" wp14:editId="1FABBB66">
-            <wp:extent cx="4883285" cy="1173345"/>
-            <wp:effectExtent l="0" t="0" r="0" b="0"/>
-            <wp:docPr id="543272953" name="Picture 7" descr="A screenshot of a computer&#10;&#10;Description automatically generated"/>
+          <wp:inline distT="0" distB="0" distL="0" distR="0" wp14:anchorId="6054F72F" wp14:editId="0D112D1F">
+            <wp:extent cx="5943600" cy="3945255"/>
+            <wp:effectExtent l="0" t="0" r="0" b="4445"/>
+            <wp:docPr id="1496017187" name="Picture 4" descr="A screenshot of a graph&#10;&#10;Description automatically generated"/>
             <wp:cNvGraphicFramePr>
               <a:graphicFrameLocks xmlns:a="http://schemas.openxmlformats.org/drawingml/2006/main" noChangeAspect="1"/>
             </wp:cNvGraphicFramePr>
@@ -438,11 +1123,11 @@
               <a:graphicData uri="http://schemas.openxmlformats.org/drawingml/2006/picture">
                 <pic:pic xmlns:pic="http://schemas.openxmlformats.org/drawingml/2006/picture">
                   <pic:nvPicPr>
-                    <pic:cNvPr id="543272953" name="Picture 7" descr="A screenshot of a computer&#10;&#10;Description automatically generated"/>
+                    <pic:cNvPr id="1496017187" name="Picture 4" descr="A screenshot of a graph&#10;&#10;Description automatically generated"/>
                     <pic:cNvPicPr/>
                   </pic:nvPicPr>
                   <pic:blipFill>
-                    <a:blip r:embed="rId11" cstate="print">
+                    <a:blip r:embed="rId11">
                       <a:extLst>
                         <a:ext uri="{28A0092B-C50C-407E-A947-70E740481C1C}">
                           <a14:useLocalDpi xmlns:a14="http://schemas.microsoft.com/office/drawing/2010/main" val="0"/>
@@ -456,7 +1141,7 @@
                   <pic:spPr>
                     <a:xfrm>
                       <a:off x="0" y="0"/>
-                      <a:ext cx="4894627" cy="1176070"/>
+                      <a:ext cx="5943600" cy="3945255"/>
                     </a:xfrm>
                     <a:prstGeom prst="rect">
                       <a:avLst/>
@@ -469,18 +1154,28 @@
         </w:drawing>
       </w:r>
     </w:p>
-    <w:p/>
-    <w:p>
-      <w:r>
-        <w:rPr>
-          <w:rFonts w:hint="eastAsia"/>
+    <w:p>
+      <w:pPr>
+        <w:rPr>
+          <w:rFonts w:asciiTheme="minorHAnsi" w:hAnsiTheme="minorHAnsi" w:cstheme="minorHAnsi"/>
+          <w:color w:val="273540"/>
+          <w:kern w:val="36"/>
+        </w:rPr>
+      </w:pPr>
+      <w:r>
+        <w:rPr>
+          <w:rFonts w:asciiTheme="minorHAnsi" w:hAnsiTheme="minorHAnsi" w:cstheme="minorHAnsi"/>
           <w:noProof/>
-        </w:rPr>
+          <w:color w:val="273540"/>
+          <w:kern w:val="36"/>
+          <w14:ligatures w14:val="standardContextual"/>
+        </w:rPr>
+        <w:lastRenderedPageBreak/>
         <w:drawing>
-          <wp:inline distT="0" distB="0" distL="0" distR="0" wp14:anchorId="5E19A9DE" wp14:editId="6216CC62">
-            <wp:extent cx="5943600" cy="3963670"/>
-            <wp:effectExtent l="0" t="0" r="0" b="0"/>
-            <wp:docPr id="514059361" name="Picture 8" descr="A screenshot of a graph&#10;&#10;Description automatically generated"/>
+          <wp:inline distT="0" distB="0" distL="0" distR="0" wp14:anchorId="787FBE26" wp14:editId="089461D1">
+            <wp:extent cx="5943600" cy="1379220"/>
+            <wp:effectExtent l="0" t="0" r="0" b="5080"/>
+            <wp:docPr id="364806878" name="Picture 5" descr="A screenshot of a phone&#10;&#10;Description automatically generated"/>
             <wp:cNvGraphicFramePr>
               <a:graphicFrameLocks xmlns:a="http://schemas.openxmlformats.org/drawingml/2006/main" noChangeAspect="1"/>
             </wp:cNvGraphicFramePr>
@@ -488,11 +1183,11 @@
               <a:graphicData uri="http://schemas.openxmlformats.org/drawingml/2006/picture">
                 <pic:pic xmlns:pic="http://schemas.openxmlformats.org/drawingml/2006/picture">
                   <pic:nvPicPr>
-                    <pic:cNvPr id="514059361" name="Picture 8" descr="A screenshot of a graph&#10;&#10;Description automatically generated"/>
+                    <pic:cNvPr id="364806878" name="Picture 5" descr="A screenshot of a phone&#10;&#10;Description automatically generated"/>
                     <pic:cNvPicPr/>
                   </pic:nvPicPr>
                   <pic:blipFill>
-                    <a:blip r:embed="rId12" cstate="print">
+                    <a:blip r:embed="rId12">
                       <a:extLst>
                         <a:ext uri="{28A0092B-C50C-407E-A947-70E740481C1C}">
                           <a14:useLocalDpi xmlns:a14="http://schemas.microsoft.com/office/drawing/2010/main" val="0"/>
@@ -506,7 +1201,7 @@
                   <pic:spPr>
                     <a:xfrm>
                       <a:off x="0" y="0"/>
-                      <a:ext cx="5943600" cy="3963670"/>
+                      <a:ext cx="5943600" cy="1379220"/>
                     </a:xfrm>
                     <a:prstGeom prst="rect">
                       <a:avLst/>
@@ -519,17 +1214,36 @@
         </w:drawing>
       </w:r>
     </w:p>
-    <w:p/>
-    <w:p>
-      <w:r>
-        <w:rPr>
+    <w:p>
+      <w:pPr>
+        <w:rPr>
+          <w:rFonts w:asciiTheme="minorHAnsi" w:hAnsiTheme="minorHAnsi" w:cstheme="minorHAnsi"/>
+          <w:color w:val="273540"/>
+          <w:kern w:val="36"/>
+        </w:rPr>
+      </w:pPr>
+    </w:p>
+    <w:p>
+      <w:pPr>
+        <w:rPr>
+          <w:rFonts w:asciiTheme="minorHAnsi" w:hAnsiTheme="minorHAnsi" w:cstheme="minorHAnsi"/>
+          <w:color w:val="273540"/>
+          <w:kern w:val="36"/>
+        </w:rPr>
+      </w:pPr>
+      <w:r>
+        <w:rPr>
+          <w:rFonts w:asciiTheme="minorHAnsi" w:hAnsiTheme="minorHAnsi" w:cstheme="minorHAnsi"/>
           <w:noProof/>
+          <w:color w:val="273540"/>
+          <w:kern w:val="36"/>
+          <w14:ligatures w14:val="standardContextual"/>
         </w:rPr>
         <w:drawing>
-          <wp:inline distT="0" distB="0" distL="0" distR="0" wp14:anchorId="7A43CF6D" wp14:editId="07EE754D">
-            <wp:extent cx="5943600" cy="1581150"/>
-            <wp:effectExtent l="0" t="0" r="0" b="6350"/>
-            <wp:docPr id="463905485" name="Picture 9" descr="A screenshot of a graph&#10;&#10;Description automatically generated"/>
+          <wp:inline distT="0" distB="0" distL="0" distR="0" wp14:anchorId="190FDE01" wp14:editId="3D46FAB6">
+            <wp:extent cx="5943600" cy="1495425"/>
+            <wp:effectExtent l="0" t="0" r="0" b="3175"/>
+            <wp:docPr id="1656581687" name="Picture 6" descr="A screenshot of a graph&#10;&#10;Description automatically generated"/>
             <wp:cNvGraphicFramePr>
               <a:graphicFrameLocks xmlns:a="http://schemas.openxmlformats.org/drawingml/2006/main" noChangeAspect="1"/>
             </wp:cNvGraphicFramePr>
@@ -537,7 +1251,7 @@
               <a:graphicData uri="http://schemas.openxmlformats.org/drawingml/2006/picture">
                 <pic:pic xmlns:pic="http://schemas.openxmlformats.org/drawingml/2006/picture">
                   <pic:nvPicPr>
-                    <pic:cNvPr id="463905485" name="Picture 9" descr="A screenshot of a graph&#10;&#10;Description automatically generated"/>
+                    <pic:cNvPr id="1656581687" name="Picture 6" descr="A screenshot of a graph&#10;&#10;Description automatically generated"/>
                     <pic:cNvPicPr/>
                   </pic:nvPicPr>
                   <pic:blipFill>
@@ -555,7 +1269,7 @@
                   <pic:spPr>
                     <a:xfrm>
                       <a:off x="0" y="0"/>
-                      <a:ext cx="5943600" cy="1581150"/>
+                      <a:ext cx="5943600" cy="1495425"/>
                     </a:xfrm>
                     <a:prstGeom prst="rect">
                       <a:avLst/>
@@ -568,44 +1282,759 @@
         </w:drawing>
       </w:r>
     </w:p>
+    <w:p>
+      <w:pPr>
+        <w:pStyle w:val="NormalWeb"/>
+        <w:rPr>
+          <w:rFonts w:asciiTheme="minorHAnsi" w:hAnsiTheme="minorHAnsi" w:cstheme="minorHAnsi"/>
+          <w:b/>
+          <w:bCs/>
+          <w:color w:val="273540"/>
+          <w:kern w:val="36"/>
+        </w:rPr>
+      </w:pPr>
+      <w:r>
+        <w:rPr>
+          <w:rFonts w:asciiTheme="minorHAnsi" w:hAnsiTheme="minorHAnsi" w:cstheme="minorHAnsi"/>
+          <w:b/>
+          <w:bCs/>
+          <w:color w:val="273540"/>
+          <w:kern w:val="36"/>
+        </w:rPr>
+        <w:t xml:space="preserve">The average response time was about </w:t>
+      </w:r>
+      <w:r>
+        <w:rPr>
+          <w:rFonts w:asciiTheme="minorHAnsi" w:hAnsiTheme="minorHAnsi" w:cstheme="minorHAnsi"/>
+          <w:color w:val="273540"/>
+          <w:kern w:val="36"/>
+        </w:rPr>
+        <w:t>16.9 seconds</w:t>
+      </w:r>
+      <w:r>
+        <w:rPr>
+          <w:rFonts w:asciiTheme="minorHAnsi" w:hAnsiTheme="minorHAnsi" w:cstheme="minorHAnsi"/>
+          <w:b/>
+          <w:bCs/>
+          <w:color w:val="273540"/>
+          <w:kern w:val="36"/>
+        </w:rPr>
+        <w:t xml:space="preserve">, with the </w:t>
+      </w:r>
+      <w:r>
+        <w:rPr>
+          <w:rFonts w:asciiTheme="minorHAnsi" w:hAnsiTheme="minorHAnsi" w:cstheme="minorHAnsi"/>
+          <w:color w:val="273540"/>
+          <w:kern w:val="36"/>
+        </w:rPr>
+        <w:t>95th percentile around 22 seconds</w:t>
+      </w:r>
+      <w:r>
+        <w:rPr>
+          <w:rFonts w:asciiTheme="minorHAnsi" w:hAnsiTheme="minorHAnsi" w:cstheme="minorHAnsi"/>
+          <w:b/>
+          <w:bCs/>
+          <w:color w:val="273540"/>
+          <w:kern w:val="36"/>
+        </w:rPr>
+        <w:t xml:space="preserve">. The throughput was about </w:t>
+      </w:r>
+      <w:r>
+        <w:rPr>
+          <w:rFonts w:asciiTheme="minorHAnsi" w:hAnsiTheme="minorHAnsi" w:cstheme="minorHAnsi"/>
+          <w:color w:val="273540"/>
+          <w:kern w:val="36"/>
+        </w:rPr>
+        <w:t>1.1 requests per second</w:t>
+      </w:r>
+      <w:r>
+        <w:rPr>
+          <w:rFonts w:asciiTheme="minorHAnsi" w:hAnsiTheme="minorHAnsi" w:cstheme="minorHAnsi"/>
+          <w:b/>
+          <w:bCs/>
+          <w:color w:val="273540"/>
+          <w:kern w:val="36"/>
+        </w:rPr>
+        <w:t xml:space="preserve">, and CPU utilization remained low while memory usage gradually increased. This indicates that many requests were </w:t>
+      </w:r>
+      <w:r>
+        <w:rPr>
+          <w:rFonts w:asciiTheme="minorHAnsi" w:hAnsiTheme="minorHAnsi" w:cstheme="minorHAnsi"/>
+          <w:color w:val="273540"/>
+          <w:kern w:val="36"/>
+        </w:rPr>
+        <w:t>waiting for the slow downstream service</w:t>
+      </w:r>
+      <w:r>
+        <w:rPr>
+          <w:rFonts w:asciiTheme="minorHAnsi" w:hAnsiTheme="minorHAnsi" w:cstheme="minorHAnsi"/>
+          <w:b/>
+          <w:bCs/>
+          <w:color w:val="273540"/>
+          <w:kern w:val="36"/>
+        </w:rPr>
+        <w:t xml:space="preserve"> rather than performing computation.</w:t>
+      </w:r>
+    </w:p>
+    <w:p>
+      <w:pPr>
+        <w:pStyle w:val="NormalWeb"/>
+        <w:rPr>
+          <w:rFonts w:asciiTheme="minorHAnsi" w:hAnsiTheme="minorHAnsi" w:cstheme="minorHAnsi"/>
+          <w:b/>
+          <w:bCs/>
+          <w:color w:val="273540"/>
+          <w:kern w:val="36"/>
+        </w:rPr>
+      </w:pPr>
+      <w:r>
+        <w:rPr>
+          <w:rFonts w:asciiTheme="minorHAnsi" w:hAnsiTheme="minorHAnsi" w:cstheme="minorHAnsi"/>
+          <w:b/>
+          <w:bCs/>
+          <w:color w:val="273540"/>
+          <w:kern w:val="36"/>
+        </w:rPr>
+        <w:t xml:space="preserve">Compared with </w:t>
+      </w:r>
+      <w:r>
+        <w:rPr>
+          <w:rFonts w:asciiTheme="minorHAnsi" w:hAnsiTheme="minorHAnsi" w:cstheme="minorHAnsi"/>
+          <w:color w:val="273540"/>
+          <w:kern w:val="36"/>
+        </w:rPr>
+        <w:t>Test A (5 users)</w:t>
+      </w:r>
+      <w:r>
+        <w:rPr>
+          <w:rFonts w:asciiTheme="minorHAnsi" w:hAnsiTheme="minorHAnsi" w:cstheme="minorHAnsi"/>
+          <w:b/>
+          <w:bCs/>
+          <w:color w:val="273540"/>
+          <w:kern w:val="36"/>
+        </w:rPr>
+        <w:t xml:space="preserve">, increasing the number of users did </w:t>
+      </w:r>
+      <w:r>
+        <w:rPr>
+          <w:rFonts w:asciiTheme="minorHAnsi" w:hAnsiTheme="minorHAnsi" w:cstheme="minorHAnsi"/>
+          <w:color w:val="273540"/>
+          <w:kern w:val="36"/>
+        </w:rPr>
+        <w:t>not significantly increase throughput</w:t>
+      </w:r>
+      <w:r>
+        <w:rPr>
+          <w:rFonts w:asciiTheme="minorHAnsi" w:hAnsiTheme="minorHAnsi" w:cstheme="minorHAnsi"/>
+          <w:b/>
+          <w:bCs/>
+          <w:color w:val="273540"/>
+          <w:kern w:val="36"/>
+        </w:rPr>
+        <w:t xml:space="preserve">, while the response latency remained very high. This shows that the system is </w:t>
+      </w:r>
+      <w:r>
+        <w:rPr>
+          <w:rFonts w:asciiTheme="minorHAnsi" w:hAnsiTheme="minorHAnsi" w:cstheme="minorHAnsi"/>
+          <w:color w:val="273540"/>
+          <w:kern w:val="36"/>
+        </w:rPr>
+        <w:t>bottlenecked by the unstable downstream dependency</w:t>
+      </w:r>
+      <w:r>
+        <w:rPr>
+          <w:rFonts w:asciiTheme="minorHAnsi" w:hAnsiTheme="minorHAnsi" w:cstheme="minorHAnsi"/>
+          <w:b/>
+          <w:bCs/>
+          <w:color w:val="273540"/>
+          <w:kern w:val="36"/>
+        </w:rPr>
+        <w:t>, and additional load mainly leads to more waiting rather than better performance.</w:t>
+      </w:r>
+    </w:p>
+    <w:p>
+      <w:pPr>
+        <w:rPr>
+          <w:rFonts w:asciiTheme="minorHAnsi" w:hAnsiTheme="minorHAnsi" w:cstheme="minorHAnsi"/>
+          <w:color w:val="273540"/>
+          <w:kern w:val="36"/>
+        </w:rPr>
+      </w:pPr>
+    </w:p>
+    <w:p>
+      <w:pPr>
+        <w:rPr>
+          <w:rFonts w:asciiTheme="minorHAnsi" w:hAnsiTheme="minorHAnsi" w:cstheme="minorHAnsi"/>
+          <w:b/>
+          <w:bCs/>
+          <w:color w:val="273540"/>
+          <w:kern w:val="36"/>
+        </w:rPr>
+      </w:pPr>
+      <w:r>
+        <w:rPr>
+          <w:rFonts w:asciiTheme="minorHAnsi" w:hAnsiTheme="minorHAnsi" w:cstheme="minorHAnsi"/>
+          <w:b/>
+          <w:bCs/>
+          <w:color w:val="273540"/>
+          <w:kern w:val="36"/>
+        </w:rPr>
+        <w:t>2. Fix: Improving System Resilience</w:t>
+      </w:r>
+    </w:p>
+    <w:p>
+      <w:pPr>
+        <w:rPr>
+          <w:rFonts w:asciiTheme="minorHAnsi" w:hAnsiTheme="minorHAnsi" w:cstheme="minorHAnsi"/>
+          <w:b/>
+          <w:bCs/>
+          <w:color w:val="273540"/>
+          <w:kern w:val="36"/>
+        </w:rPr>
+      </w:pPr>
+    </w:p>
+    <w:p>
+      <w:pPr>
+        <w:rPr>
+          <w:rFonts w:asciiTheme="minorHAnsi" w:hAnsiTheme="minorHAnsi" w:cstheme="minorHAnsi"/>
+          <w:b/>
+          <w:bCs/>
+          <w:color w:val="273540"/>
+          <w:kern w:val="36"/>
+        </w:rPr>
+      </w:pPr>
+      <w:r>
+        <w:rPr>
+          <w:rFonts w:asciiTheme="minorHAnsi" w:hAnsiTheme="minorHAnsi" w:cstheme="minorHAnsi"/>
+          <w:b/>
+          <w:bCs/>
+          <w:color w:val="273540"/>
+          <w:kern w:val="36"/>
+        </w:rPr>
+        <w:t xml:space="preserve">(1) </w:t>
+      </w:r>
+      <w:r>
+        <w:rPr>
+          <w:rFonts w:asciiTheme="minorHAnsi" w:hAnsiTheme="minorHAnsi" w:cstheme="minorHAnsi"/>
+          <w:b/>
+          <w:bCs/>
+          <w:color w:val="273540"/>
+          <w:kern w:val="36"/>
+        </w:rPr>
+        <w:t>Resilience Mechanisms Implemented</w:t>
+      </w:r>
+    </w:p>
+    <w:p>
+      <w:pPr>
+        <w:rPr>
+          <w:rFonts w:asciiTheme="minorHAnsi" w:hAnsiTheme="minorHAnsi" w:cstheme="minorHAnsi"/>
+          <w:b/>
+          <w:bCs/>
+          <w:color w:val="273540"/>
+          <w:kern w:val="36"/>
+        </w:rPr>
+      </w:pPr>
+    </w:p>
+    <w:p>
+      <w:pPr>
+        <w:pStyle w:val="Heading3"/>
+        <w:rPr>
+          <w:rFonts w:asciiTheme="minorHAnsi" w:eastAsia="Times New Roman" w:hAnsiTheme="minorHAnsi" w:cstheme="minorHAnsi"/>
+          <w:b/>
+          <w:bCs/>
+          <w:color w:val="273540"/>
+          <w:kern w:val="36"/>
+        </w:rPr>
+      </w:pPr>
+      <w:r>
+        <w:rPr>
+          <w:rFonts w:asciiTheme="minorHAnsi" w:eastAsia="Times New Roman" w:hAnsiTheme="minorHAnsi" w:cstheme="minorHAnsi"/>
+          <w:b/>
+          <w:bCs/>
+          <w:color w:val="273540"/>
+          <w:kern w:val="36"/>
+        </w:rPr>
+        <w:t>Fail Fast</w:t>
+      </w:r>
+    </w:p>
     <w:p/>
     <w:p>
-      <w:r>
-        <w:t>5. Fix + Flaky</w:t>
+      <w:pPr>
+        <w:pStyle w:val="Heading3"/>
+        <w:rPr>
+          <w:rFonts w:asciiTheme="minorHAnsi" w:hAnsiTheme="minorHAnsi" w:cstheme="minorHAnsi"/>
+          <w:color w:val="273540"/>
+          <w:kern w:val="36"/>
+        </w:rPr>
+      </w:pPr>
+      <w:r>
+        <w:rPr>
+          <w:rFonts w:asciiTheme="minorHAnsi" w:hAnsiTheme="minorHAnsi" w:cstheme="minorHAnsi"/>
+          <w:color w:val="273540"/>
+          <w:kern w:val="36"/>
+        </w:rPr>
+        <w:t xml:space="preserve">The system now uses </w:t>
+      </w:r>
+      <w:r>
+        <w:rPr>
+          <w:rFonts w:asciiTheme="minorHAnsi" w:hAnsiTheme="minorHAnsi" w:cstheme="minorHAnsi"/>
+          <w:b/>
+          <w:bCs/>
+          <w:color w:val="273540"/>
+          <w:kern w:val="36"/>
+        </w:rPr>
+        <w:t>short timeouts</w:t>
+      </w:r>
+      <w:r>
+        <w:rPr>
+          <w:rFonts w:asciiTheme="minorHAnsi" w:hAnsiTheme="minorHAnsi" w:cstheme="minorHAnsi"/>
+          <w:color w:val="273540"/>
+          <w:kern w:val="36"/>
+        </w:rPr>
+        <w:t xml:space="preserve"> when calling the downstream service.</w:t>
+      </w:r>
+      <w:r>
+        <w:rPr>
+          <w:rFonts w:asciiTheme="minorHAnsi" w:hAnsiTheme="minorHAnsi" w:cstheme="minorHAnsi"/>
+          <w:color w:val="273540"/>
+          <w:kern w:val="36"/>
+        </w:rPr>
+        <w:t xml:space="preserve"> </w:t>
+      </w:r>
+      <w:r>
+        <w:rPr>
+          <w:rFonts w:asciiTheme="minorHAnsi" w:hAnsiTheme="minorHAnsi" w:cstheme="minorHAnsi"/>
+          <w:color w:val="273540"/>
+          <w:kern w:val="36"/>
+        </w:rPr>
+        <w:t>If the downstream service does not respond quickly, the request fails early instead of waiting for a long time.</w:t>
+      </w:r>
+    </w:p>
+    <w:p>
+      <w:pPr>
+        <w:pStyle w:val="Heading3"/>
+        <w:rPr>
+          <w:rFonts w:asciiTheme="minorHAnsi" w:hAnsiTheme="minorHAnsi" w:cstheme="minorHAnsi"/>
+          <w:color w:val="273540"/>
+          <w:kern w:val="36"/>
+        </w:rPr>
+      </w:pPr>
+    </w:p>
+    <w:p>
+      <w:pPr>
+        <w:pStyle w:val="Heading3"/>
+        <w:rPr>
+          <w:rFonts w:asciiTheme="minorHAnsi" w:eastAsia="Times New Roman" w:hAnsiTheme="minorHAnsi" w:cstheme="minorHAnsi"/>
+          <w:b/>
+          <w:bCs/>
+          <w:color w:val="273540"/>
+          <w:kern w:val="36"/>
+        </w:rPr>
+      </w:pPr>
+      <w:r>
+        <w:rPr>
+          <w:rFonts w:asciiTheme="minorHAnsi" w:hAnsiTheme="minorHAnsi" w:cstheme="minorHAnsi"/>
+          <w:color w:val="273540"/>
+          <w:kern w:val="36"/>
+        </w:rPr>
+        <w:t>This prevents threads and resources from being blocked by slow dependencies.</w:t>
+      </w:r>
+    </w:p>
+    <w:p>
+      <w:pPr>
+        <w:rPr>
+          <w:rFonts w:asciiTheme="minorHAnsi" w:hAnsiTheme="minorHAnsi" w:cstheme="minorHAnsi"/>
+          <w:color w:val="273540"/>
+          <w:kern w:val="36"/>
+        </w:rPr>
+      </w:pPr>
+    </w:p>
+    <w:p>
+      <w:pPr>
+        <w:pStyle w:val="Heading3"/>
+        <w:rPr>
+          <w:rFonts w:asciiTheme="minorHAnsi" w:hAnsiTheme="minorHAnsi" w:cstheme="minorHAnsi"/>
+          <w:b/>
+          <w:bCs/>
+          <w:color w:val="273540"/>
+          <w:kern w:val="36"/>
+        </w:rPr>
+      </w:pPr>
+      <w:r>
+        <w:rPr>
+          <w:rFonts w:asciiTheme="minorHAnsi" w:hAnsiTheme="minorHAnsi" w:cstheme="minorHAnsi"/>
+          <w:b/>
+          <w:bCs/>
+          <w:color w:val="273540"/>
+          <w:kern w:val="36"/>
+        </w:rPr>
+        <w:t>Bulkhead</w:t>
       </w:r>
     </w:p>
     <w:p/>
     <w:p>
-      <w:r>
+      <w:pPr>
+        <w:pStyle w:val="Heading3"/>
+        <w:rPr>
+          <w:rFonts w:asciiTheme="minorHAnsi" w:hAnsiTheme="minorHAnsi" w:cstheme="minorHAnsi"/>
+          <w:color w:val="273540"/>
+          <w:kern w:val="36"/>
+        </w:rPr>
+      </w:pPr>
+      <w:r>
+        <w:rPr>
+          <w:rFonts w:asciiTheme="minorHAnsi" w:hAnsiTheme="minorHAnsi" w:cstheme="minorHAnsi"/>
+          <w:color w:val="273540"/>
+          <w:kern w:val="36"/>
+        </w:rPr>
+        <w:lastRenderedPageBreak/>
+        <w:t xml:space="preserve">A </w:t>
+      </w:r>
+      <w:r>
+        <w:rPr>
+          <w:rFonts w:asciiTheme="minorHAnsi" w:hAnsiTheme="minorHAnsi" w:cstheme="minorHAnsi"/>
+          <w:b/>
+          <w:bCs/>
+          <w:color w:val="273540"/>
+          <w:kern w:val="36"/>
+        </w:rPr>
+        <w:t>bulkhead pattern</w:t>
+      </w:r>
+      <w:r>
+        <w:rPr>
+          <w:rFonts w:asciiTheme="minorHAnsi" w:hAnsiTheme="minorHAnsi" w:cstheme="minorHAnsi"/>
+          <w:color w:val="273540"/>
+          <w:kern w:val="36"/>
+        </w:rPr>
+        <w:t xml:space="preserve"> is used to limit the number of concurrent downstream calls.</w:t>
+      </w:r>
+      <w:r>
+        <w:rPr>
+          <w:rFonts w:asciiTheme="minorHAnsi" w:hAnsiTheme="minorHAnsi" w:cstheme="minorHAnsi"/>
+          <w:color w:val="273540"/>
+          <w:kern w:val="36"/>
+        </w:rPr>
+        <w:t xml:space="preserve"> </w:t>
+      </w:r>
+      <w:r>
+        <w:rPr>
+          <w:rFonts w:asciiTheme="minorHAnsi" w:hAnsiTheme="minorHAnsi" w:cstheme="minorHAnsi"/>
+          <w:color w:val="273540"/>
+          <w:kern w:val="36"/>
+        </w:rPr>
+        <w:t>Only a limited number of requests are allowed to access the downstream dependency at the same time.</w:t>
+      </w:r>
+    </w:p>
+    <w:p>
+      <w:pPr>
+        <w:pStyle w:val="Heading3"/>
+        <w:rPr>
+          <w:rFonts w:asciiTheme="minorHAnsi" w:hAnsiTheme="minorHAnsi" w:cstheme="minorHAnsi"/>
+          <w:color w:val="273540"/>
+          <w:kern w:val="36"/>
+        </w:rPr>
+      </w:pPr>
+    </w:p>
+    <w:p>
+      <w:pPr>
+        <w:pStyle w:val="Heading3"/>
+        <w:rPr>
+          <w:rFonts w:asciiTheme="minorHAnsi" w:hAnsiTheme="minorHAnsi" w:cstheme="minorHAnsi"/>
+          <w:color w:val="273540"/>
+          <w:kern w:val="36"/>
+        </w:rPr>
+      </w:pPr>
+      <w:r>
+        <w:rPr>
+          <w:rFonts w:asciiTheme="minorHAnsi" w:hAnsiTheme="minorHAnsi" w:cstheme="minorHAnsi"/>
+          <w:color w:val="273540"/>
+          <w:kern w:val="36"/>
+        </w:rPr>
+        <w:t xml:space="preserve">This prevents </w:t>
+      </w:r>
+      <w:proofErr w:type="gramStart"/>
+      <w:r>
+        <w:rPr>
+          <w:rFonts w:asciiTheme="minorHAnsi" w:hAnsiTheme="minorHAnsi" w:cstheme="minorHAnsi"/>
+          <w:color w:val="273540"/>
+          <w:kern w:val="36"/>
+        </w:rPr>
+        <w:t>a large number of</w:t>
+      </w:r>
+      <w:proofErr w:type="gramEnd"/>
+      <w:r>
+        <w:rPr>
+          <w:rFonts w:asciiTheme="minorHAnsi" w:hAnsiTheme="minorHAnsi" w:cstheme="minorHAnsi"/>
+          <w:color w:val="273540"/>
+          <w:kern w:val="36"/>
+        </w:rPr>
+        <w:t xml:space="preserve"> slow requests from consuming all system resources.</w:t>
+      </w:r>
+    </w:p>
+    <w:p/>
+    <w:p>
+      <w:pPr>
+        <w:pStyle w:val="Heading3"/>
+        <w:rPr>
+          <w:rFonts w:asciiTheme="minorHAnsi" w:hAnsiTheme="minorHAnsi" w:cstheme="minorHAnsi"/>
+          <w:b/>
+          <w:bCs/>
+          <w:color w:val="273540"/>
+          <w:kern w:val="36"/>
+        </w:rPr>
+      </w:pPr>
+      <w:r>
+        <w:rPr>
+          <w:rFonts w:asciiTheme="minorHAnsi" w:hAnsiTheme="minorHAnsi" w:cstheme="minorHAnsi"/>
+          <w:b/>
+          <w:bCs/>
+          <w:color w:val="273540"/>
+          <w:kern w:val="36"/>
+        </w:rPr>
+        <w:t>Circuit Breaker</w:t>
+      </w:r>
+    </w:p>
+    <w:p/>
+    <w:p>
+      <w:pPr>
+        <w:pStyle w:val="Heading3"/>
+        <w:rPr>
+          <w:rFonts w:asciiTheme="minorHAnsi" w:hAnsiTheme="minorHAnsi" w:cstheme="minorHAnsi"/>
+          <w:color w:val="273540"/>
+          <w:kern w:val="36"/>
+        </w:rPr>
+      </w:pPr>
+      <w:r>
+        <w:rPr>
+          <w:rFonts w:asciiTheme="minorHAnsi" w:hAnsiTheme="minorHAnsi" w:cstheme="minorHAnsi"/>
+          <w:color w:val="273540"/>
+          <w:kern w:val="36"/>
+        </w:rPr>
+        <w:t xml:space="preserve">A </w:t>
+      </w:r>
+      <w:r>
+        <w:rPr>
+          <w:rFonts w:asciiTheme="minorHAnsi" w:hAnsiTheme="minorHAnsi" w:cstheme="minorHAnsi"/>
+          <w:b/>
+          <w:bCs/>
+          <w:color w:val="273540"/>
+          <w:kern w:val="36"/>
+        </w:rPr>
+        <w:t>circuit breaker</w:t>
+      </w:r>
+      <w:r>
+        <w:rPr>
+          <w:rFonts w:asciiTheme="minorHAnsi" w:hAnsiTheme="minorHAnsi" w:cstheme="minorHAnsi"/>
+          <w:color w:val="273540"/>
+          <w:kern w:val="36"/>
+        </w:rPr>
+        <w:t xml:space="preserve"> monitors failures from the downstream service.</w:t>
+      </w:r>
+      <w:r>
+        <w:rPr>
+          <w:rFonts w:asciiTheme="minorHAnsi" w:hAnsiTheme="minorHAnsi" w:cstheme="minorHAnsi"/>
+          <w:color w:val="273540"/>
+          <w:kern w:val="36"/>
+        </w:rPr>
+        <w:t xml:space="preserve"> </w:t>
+      </w:r>
+      <w:r>
+        <w:rPr>
+          <w:rFonts w:asciiTheme="minorHAnsi" w:hAnsiTheme="minorHAnsi" w:cstheme="minorHAnsi"/>
+          <w:color w:val="273540"/>
+          <w:kern w:val="36"/>
+        </w:rPr>
+        <w:t>If too many failures occur, the circuit breaker temporarily stops sending requests to the downstream service.</w:t>
+      </w:r>
+      <w:r>
+        <w:rPr>
+          <w:rFonts w:asciiTheme="minorHAnsi" w:hAnsiTheme="minorHAnsi" w:cstheme="minorHAnsi"/>
+          <w:color w:val="273540"/>
+          <w:kern w:val="36"/>
+        </w:rPr>
+        <w:t xml:space="preserve"> </w:t>
+      </w:r>
+      <w:r>
+        <w:rPr>
+          <w:rFonts w:asciiTheme="minorHAnsi" w:hAnsiTheme="minorHAnsi" w:cstheme="minorHAnsi"/>
+          <w:color w:val="273540"/>
+          <w:kern w:val="36"/>
+        </w:rPr>
+        <w:t>After a short recovery period, the system will test the dependency again.</w:t>
+      </w:r>
+    </w:p>
+    <w:p>
+      <w:pPr>
+        <w:pStyle w:val="Heading3"/>
+        <w:rPr>
+          <w:rFonts w:asciiTheme="minorHAnsi" w:hAnsiTheme="minorHAnsi" w:cstheme="minorHAnsi"/>
+          <w:color w:val="273540"/>
+          <w:kern w:val="36"/>
+        </w:rPr>
+      </w:pPr>
+    </w:p>
+    <w:p>
+      <w:pPr>
+        <w:pStyle w:val="Heading3"/>
+        <w:rPr>
+          <w:rFonts w:asciiTheme="minorHAnsi" w:hAnsiTheme="minorHAnsi" w:cstheme="minorHAnsi"/>
+          <w:color w:val="273540"/>
+          <w:kern w:val="36"/>
+        </w:rPr>
+      </w:pPr>
+      <w:r>
+        <w:rPr>
+          <w:rFonts w:asciiTheme="minorHAnsi" w:hAnsiTheme="minorHAnsi" w:cstheme="minorHAnsi"/>
+          <w:color w:val="273540"/>
+          <w:kern w:val="36"/>
+        </w:rPr>
+        <w:t>This protects the service from repeatedly calling a failing dependency.</w:t>
+      </w:r>
+    </w:p>
+    <w:p/>
+    <w:p>
+      <w:pPr>
+        <w:rPr>
+          <w:rFonts w:asciiTheme="minorHAnsi" w:hAnsiTheme="minorHAnsi" w:cstheme="minorHAnsi"/>
+          <w:b/>
+          <w:bCs/>
+          <w:color w:val="273540"/>
+          <w:kern w:val="36"/>
+        </w:rPr>
+      </w:pPr>
+      <w:r>
+        <w:rPr>
+          <w:rFonts w:asciiTheme="minorHAnsi" w:hAnsiTheme="minorHAnsi" w:cstheme="minorHAnsi"/>
+          <w:b/>
+          <w:bCs/>
+          <w:color w:val="273540"/>
+          <w:kern w:val="36"/>
+        </w:rPr>
+        <w:t xml:space="preserve">(2) Load Testing </w:t>
+      </w:r>
+    </w:p>
+    <w:p>
+      <w:pPr>
+        <w:rPr>
+          <w:rFonts w:asciiTheme="minorHAnsi" w:hAnsiTheme="minorHAnsi" w:cstheme="minorHAnsi"/>
+          <w:color w:val="273540"/>
+          <w:kern w:val="36"/>
+        </w:rPr>
+      </w:pPr>
+    </w:p>
+    <w:p>
+      <w:pPr>
+        <w:rPr>
+          <w:rFonts w:asciiTheme="minorHAnsi" w:hAnsiTheme="minorHAnsi" w:cstheme="minorHAnsi"/>
+          <w:b/>
+          <w:bCs/>
+          <w:color w:val="273540"/>
+          <w:kern w:val="36"/>
+        </w:rPr>
+      </w:pPr>
+      <w:r>
+        <w:rPr>
+          <w:rFonts w:asciiTheme="minorHAnsi" w:hAnsiTheme="minorHAnsi" w:cstheme="minorHAnsi"/>
+          <w:b/>
+          <w:bCs/>
+          <w:color w:val="273540"/>
+          <w:kern w:val="36"/>
+        </w:rPr>
         <w:t>Test A: Baseline</w:t>
       </w:r>
-    </w:p>
-    <w:p>
-      <w:r>
+      <w:r>
+        <w:rPr>
+          <w:rFonts w:asciiTheme="minorHAnsi" w:hAnsiTheme="minorHAnsi" w:cstheme="minorHAnsi"/>
+          <w:b/>
+          <w:bCs/>
+          <w:color w:val="273540"/>
+          <w:kern w:val="36"/>
+        </w:rPr>
+        <w:t xml:space="preserve"> </w:t>
+      </w:r>
+      <w:r>
+        <w:rPr>
+          <w:rFonts w:asciiTheme="minorHAnsi" w:hAnsiTheme="minorHAnsi" w:cstheme="minorHAnsi" w:hint="eastAsia"/>
+          <w:b/>
+          <w:bCs/>
+          <w:color w:val="273540"/>
+          <w:kern w:val="36"/>
+        </w:rPr>
+        <w:t>Load</w:t>
+      </w:r>
+    </w:p>
+    <w:p>
+      <w:pPr>
+        <w:rPr>
+          <w:rFonts w:asciiTheme="minorHAnsi" w:hAnsiTheme="minorHAnsi" w:cstheme="minorHAnsi"/>
+          <w:color w:val="273540"/>
+          <w:kern w:val="36"/>
+        </w:rPr>
+      </w:pPr>
+      <w:r>
+        <w:rPr>
+          <w:rFonts w:asciiTheme="minorHAnsi" w:hAnsiTheme="minorHAnsi" w:cstheme="minorHAnsi"/>
+          <w:color w:val="273540"/>
+          <w:kern w:val="36"/>
+        </w:rPr>
         <w:t>User:5</w:t>
       </w:r>
     </w:p>
     <w:p>
-      <w:r>
+      <w:pPr>
+        <w:rPr>
+          <w:rFonts w:asciiTheme="minorHAnsi" w:hAnsiTheme="minorHAnsi" w:cstheme="minorHAnsi"/>
+          <w:color w:val="273540"/>
+          <w:kern w:val="36"/>
+        </w:rPr>
+      </w:pPr>
+      <w:r>
+        <w:rPr>
+          <w:rFonts w:asciiTheme="minorHAnsi" w:hAnsiTheme="minorHAnsi" w:cstheme="minorHAnsi"/>
+          <w:color w:val="273540"/>
+          <w:kern w:val="36"/>
+        </w:rPr>
         <w:t>Spawn rate: 5</w:t>
       </w:r>
     </w:p>
     <w:p>
-      <w:r>
+      <w:pPr>
+        <w:rPr>
+          <w:rFonts w:asciiTheme="minorHAnsi" w:hAnsiTheme="minorHAnsi" w:cstheme="minorHAnsi"/>
+          <w:color w:val="273540"/>
+          <w:kern w:val="36"/>
+        </w:rPr>
+      </w:pPr>
+      <w:r>
+        <w:rPr>
+          <w:rFonts w:asciiTheme="minorHAnsi" w:hAnsiTheme="minorHAnsi" w:cstheme="minorHAnsi"/>
+          <w:color w:val="273540"/>
+          <w:kern w:val="36"/>
+        </w:rPr>
         <w:t>Time: 2 mins</w:t>
       </w:r>
     </w:p>
     <w:p>
-      <w:r>
-        <w:rPr>
+      <w:pPr>
+        <w:rPr>
+          <w:rFonts w:asciiTheme="minorHAnsi" w:hAnsiTheme="minorHAnsi" w:cstheme="minorHAnsi"/>
+          <w:color w:val="273540"/>
+          <w:kern w:val="36"/>
+        </w:rPr>
+      </w:pPr>
+      <w:r>
+        <w:rPr>
+          <w:rFonts w:asciiTheme="minorHAnsi" w:hAnsiTheme="minorHAnsi" w:cstheme="minorHAnsi"/>
           <w:noProof/>
-        </w:rPr>
-        <w:lastRenderedPageBreak/>
+          <w:color w:val="273540"/>
+          <w:kern w:val="36"/>
+          <w14:ligatures w14:val="standardContextual"/>
+        </w:rPr>
         <w:drawing>
-          <wp:inline distT="0" distB="0" distL="0" distR="0" wp14:anchorId="1BC8D502" wp14:editId="0D476B5D">
-            <wp:extent cx="5943600" cy="1425575"/>
+          <wp:inline distT="0" distB="0" distL="0" distR="0" wp14:anchorId="17EA2AA9" wp14:editId="5E6248C5">
+            <wp:extent cx="4635500" cy="1107370"/>
             <wp:effectExtent l="0" t="0" r="0" b="0"/>
-            <wp:docPr id="534692361" name="Picture 10" descr="A screenshot of a computer&#10;&#10;Description automatically generated"/>
+            <wp:docPr id="2006275203" name="Picture 7" descr="A screenshot of a phone&#10;&#10;Description automatically generated"/>
             <wp:cNvGraphicFramePr>
               <a:graphicFrameLocks xmlns:a="http://schemas.openxmlformats.org/drawingml/2006/main" noChangeAspect="1"/>
             </wp:cNvGraphicFramePr>
@@ -613,7 +2042,7 @@
               <a:graphicData uri="http://schemas.openxmlformats.org/drawingml/2006/picture">
                 <pic:pic xmlns:pic="http://schemas.openxmlformats.org/drawingml/2006/picture">
                   <pic:nvPicPr>
-                    <pic:cNvPr id="534692361" name="Picture 10" descr="A screenshot of a computer&#10;&#10;Description automatically generated"/>
+                    <pic:cNvPr id="2006275203" name="Picture 7" descr="A screenshot of a phone&#10;&#10;Description automatically generated"/>
                     <pic:cNvPicPr/>
                   </pic:nvPicPr>
                   <pic:blipFill>
@@ -631,7 +2060,7 @@
                   <pic:spPr>
                     <a:xfrm>
                       <a:off x="0" y="0"/>
-                      <a:ext cx="5943600" cy="1425575"/>
+                      <a:ext cx="4762180" cy="1137632"/>
                     </a:xfrm>
                     <a:prstGeom prst="rect">
                       <a:avLst/>
@@ -643,15 +2072,28 @@
           </wp:inline>
         </w:drawing>
       </w:r>
-      <w:r>
-        <w:rPr>
+    </w:p>
+    <w:p>
+      <w:pPr>
+        <w:rPr>
+          <w:rFonts w:asciiTheme="minorHAnsi" w:hAnsiTheme="minorHAnsi" w:cstheme="minorHAnsi"/>
+          <w:color w:val="273540"/>
+          <w:kern w:val="36"/>
+        </w:rPr>
+      </w:pPr>
+      <w:r>
+        <w:rPr>
+          <w:rFonts w:asciiTheme="minorHAnsi" w:hAnsiTheme="minorHAnsi" w:cstheme="minorHAnsi"/>
           <w:noProof/>
+          <w:color w:val="273540"/>
+          <w:kern w:val="36"/>
+          <w14:ligatures w14:val="standardContextual"/>
         </w:rPr>
         <w:drawing>
-          <wp:inline distT="0" distB="0" distL="0" distR="0" wp14:anchorId="5334B1CF" wp14:editId="1C15D98B">
-            <wp:extent cx="5943600" cy="4011930"/>
-            <wp:effectExtent l="0" t="0" r="0" b="1270"/>
-            <wp:docPr id="457793239" name="Picture 11" descr="A screenshot of a graph&#10;&#10;Description automatically generated"/>
+          <wp:inline distT="0" distB="0" distL="0" distR="0" wp14:anchorId="4D20DFF7" wp14:editId="185A61B0">
+            <wp:extent cx="4652263" cy="3086100"/>
+            <wp:effectExtent l="0" t="0" r="0" b="0"/>
+            <wp:docPr id="95291157" name="Picture 8" descr="A screenshot of a graph&#10;&#10;Description automatically generated"/>
             <wp:cNvGraphicFramePr>
               <a:graphicFrameLocks xmlns:a="http://schemas.openxmlformats.org/drawingml/2006/main" noChangeAspect="1"/>
             </wp:cNvGraphicFramePr>
@@ -659,7 +2101,7 @@
               <a:graphicData uri="http://schemas.openxmlformats.org/drawingml/2006/picture">
                 <pic:pic xmlns:pic="http://schemas.openxmlformats.org/drawingml/2006/picture">
                   <pic:nvPicPr>
-                    <pic:cNvPr id="457793239" name="Picture 11" descr="A screenshot of a graph&#10;&#10;Description automatically generated"/>
+                    <pic:cNvPr id="95291157" name="Picture 8" descr="A screenshot of a graph&#10;&#10;Description automatically generated"/>
                     <pic:cNvPicPr/>
                   </pic:nvPicPr>
                   <pic:blipFill>
@@ -677,7 +2119,7 @@
                   <pic:spPr>
                     <a:xfrm>
                       <a:off x="0" y="0"/>
-                      <a:ext cx="5943600" cy="4011930"/>
+                      <a:ext cx="4664060" cy="3093925"/>
                     </a:xfrm>
                     <a:prstGeom prst="rect">
                       <a:avLst/>
@@ -690,17 +2132,37 @@
         </w:drawing>
       </w:r>
     </w:p>
-    <w:p/>
-    <w:p>
-      <w:r>
-        <w:rPr>
+    <w:p>
+      <w:pPr>
+        <w:rPr>
+          <w:rFonts w:asciiTheme="minorHAnsi" w:hAnsiTheme="minorHAnsi" w:cstheme="minorHAnsi"/>
+          <w:color w:val="273540"/>
+          <w:kern w:val="36"/>
+        </w:rPr>
+      </w:pPr>
+    </w:p>
+    <w:p>
+      <w:pPr>
+        <w:rPr>
+          <w:rFonts w:asciiTheme="minorHAnsi" w:hAnsiTheme="minorHAnsi" w:cstheme="minorHAnsi"/>
+          <w:color w:val="273540"/>
+          <w:kern w:val="36"/>
+        </w:rPr>
+      </w:pPr>
+      <w:r>
+        <w:rPr>
+          <w:rFonts w:asciiTheme="minorHAnsi" w:hAnsiTheme="minorHAnsi" w:cstheme="minorHAnsi"/>
           <w:noProof/>
-        </w:rPr>
+          <w:color w:val="273540"/>
+          <w:kern w:val="36"/>
+          <w14:ligatures w14:val="standardContextual"/>
+        </w:rPr>
+        <w:lastRenderedPageBreak/>
         <w:drawing>
-          <wp:inline distT="0" distB="0" distL="0" distR="0" wp14:anchorId="1475E5DA" wp14:editId="5FFD864B">
-            <wp:extent cx="5943600" cy="1494155"/>
-            <wp:effectExtent l="0" t="0" r="0" b="4445"/>
-            <wp:docPr id="2056443684" name="Picture 14" descr="A screenshot of a graph&#10;&#10;Description automatically generated"/>
+          <wp:inline distT="0" distB="0" distL="0" distR="0" wp14:anchorId="3ABCE978" wp14:editId="3C761041">
+            <wp:extent cx="4965700" cy="1205349"/>
+            <wp:effectExtent l="0" t="0" r="0" b="1270"/>
+            <wp:docPr id="232333442" name="Picture 9" descr="A screenshot of a graph&#10;&#10;Description automatically generated"/>
             <wp:cNvGraphicFramePr>
               <a:graphicFrameLocks xmlns:a="http://schemas.openxmlformats.org/drawingml/2006/main" noChangeAspect="1"/>
             </wp:cNvGraphicFramePr>
@@ -708,7 +2170,7 @@
               <a:graphicData uri="http://schemas.openxmlformats.org/drawingml/2006/picture">
                 <pic:pic xmlns:pic="http://schemas.openxmlformats.org/drawingml/2006/picture">
                   <pic:nvPicPr>
-                    <pic:cNvPr id="2056443684" name="Picture 14" descr="A screenshot of a graph&#10;&#10;Description automatically generated"/>
+                    <pic:cNvPr id="232333442" name="Picture 9" descr="A screenshot of a graph&#10;&#10;Description automatically generated"/>
                     <pic:cNvPicPr/>
                   </pic:nvPicPr>
                   <pic:blipFill>
@@ -726,7 +2188,7 @@
                   <pic:spPr>
                     <a:xfrm>
                       <a:off x="0" y="0"/>
-                      <a:ext cx="5943600" cy="1494155"/>
+                      <a:ext cx="5021017" cy="1218776"/>
                     </a:xfrm>
                     <a:prstGeom prst="rect">
                       <a:avLst/>
@@ -739,52 +2201,325 @@
         </w:drawing>
       </w:r>
     </w:p>
-    <w:p/>
-    <w:p/>
-    <w:p/>
-    <w:p/>
-    <w:p/>
-    <w:p>
-      <w:r>
-        <w:rPr>
-          <w:rFonts w:hint="eastAsia"/>
+    <w:p>
+      <w:pPr>
+        <w:pStyle w:val="Heading3"/>
+        <w:rPr>
+          <w:rFonts w:asciiTheme="minorHAnsi" w:hAnsiTheme="minorHAnsi" w:cstheme="minorHAnsi"/>
+          <w:color w:val="273540"/>
+          <w:kern w:val="36"/>
+        </w:rPr>
+      </w:pPr>
+    </w:p>
+    <w:p>
+      <w:pPr>
+        <w:pStyle w:val="Heading3"/>
+        <w:rPr>
+          <w:rFonts w:asciiTheme="minorHAnsi" w:hAnsiTheme="minorHAnsi" w:cstheme="minorHAnsi"/>
+          <w:color w:val="273540"/>
+          <w:kern w:val="36"/>
+        </w:rPr>
+      </w:pPr>
+      <w:r>
+        <w:rPr>
+          <w:rFonts w:asciiTheme="minorHAnsi" w:hAnsiTheme="minorHAnsi" w:cstheme="minorHAnsi" w:hint="eastAsia"/>
+          <w:color w:val="273540"/>
+          <w:kern w:val="36"/>
+        </w:rPr>
+        <w:t>In</w:t>
+      </w:r>
+      <w:r>
+        <w:rPr>
+          <w:rFonts w:asciiTheme="minorHAnsi" w:hAnsiTheme="minorHAnsi" w:cstheme="minorHAnsi"/>
+          <w:color w:val="273540"/>
+          <w:kern w:val="36"/>
+        </w:rPr>
+        <w:t xml:space="preserve"> this test, </w:t>
+      </w:r>
+      <w:r>
+        <w:rPr>
+          <w:rFonts w:asciiTheme="minorHAnsi" w:hAnsiTheme="minorHAnsi" w:cstheme="minorHAnsi" w:hint="eastAsia"/>
+          <w:color w:val="273540"/>
+          <w:kern w:val="36"/>
+        </w:rPr>
+        <w:t>t</w:t>
+      </w:r>
+      <w:r>
+        <w:rPr>
+          <w:rFonts w:asciiTheme="minorHAnsi" w:hAnsiTheme="minorHAnsi" w:cstheme="minorHAnsi"/>
+          <w:color w:val="273540"/>
+          <w:kern w:val="36"/>
+        </w:rPr>
+        <w:t xml:space="preserve">he average response time was about </w:t>
+      </w:r>
+      <w:r>
+        <w:rPr>
+          <w:rFonts w:asciiTheme="minorHAnsi" w:hAnsiTheme="minorHAnsi" w:cstheme="minorHAnsi"/>
+          <w:b/>
+          <w:bCs/>
+          <w:color w:val="273540"/>
+          <w:kern w:val="36"/>
+        </w:rPr>
+        <w:t xml:space="preserve">29 </w:t>
+      </w:r>
+      <w:proofErr w:type="spellStart"/>
+      <w:r>
+        <w:rPr>
+          <w:rFonts w:asciiTheme="minorHAnsi" w:hAnsiTheme="minorHAnsi" w:cstheme="minorHAnsi"/>
+          <w:b/>
+          <w:bCs/>
+          <w:color w:val="273540"/>
+          <w:kern w:val="36"/>
+        </w:rPr>
+        <w:t>ms</w:t>
+      </w:r>
+      <w:proofErr w:type="spellEnd"/>
+      <w:r>
+        <w:rPr>
+          <w:rFonts w:asciiTheme="minorHAnsi" w:hAnsiTheme="minorHAnsi" w:cstheme="minorHAnsi"/>
+          <w:color w:val="273540"/>
+          <w:kern w:val="36"/>
+        </w:rPr>
+        <w:t xml:space="preserve">, and the </w:t>
+      </w:r>
+      <w:r>
+        <w:rPr>
+          <w:rFonts w:asciiTheme="minorHAnsi" w:hAnsiTheme="minorHAnsi" w:cstheme="minorHAnsi"/>
+          <w:b/>
+          <w:bCs/>
+          <w:color w:val="273540"/>
+          <w:kern w:val="36"/>
+        </w:rPr>
+        <w:t xml:space="preserve">95th percentile latency was around 35 </w:t>
+      </w:r>
+      <w:proofErr w:type="spellStart"/>
+      <w:r>
+        <w:rPr>
+          <w:rFonts w:asciiTheme="minorHAnsi" w:hAnsiTheme="minorHAnsi" w:cstheme="minorHAnsi"/>
+          <w:b/>
+          <w:bCs/>
+          <w:color w:val="273540"/>
+          <w:kern w:val="36"/>
+        </w:rPr>
+        <w:t>ms</w:t>
+      </w:r>
+      <w:proofErr w:type="spellEnd"/>
+      <w:r>
+        <w:rPr>
+          <w:rFonts w:asciiTheme="minorHAnsi" w:hAnsiTheme="minorHAnsi" w:cstheme="minorHAnsi"/>
+          <w:color w:val="273540"/>
+          <w:kern w:val="36"/>
+        </w:rPr>
+        <w:t xml:space="preserve">, which is significantly lower than in the problem deployment. The system achieved a throughput of about </w:t>
+      </w:r>
+      <w:r>
+        <w:rPr>
+          <w:rFonts w:asciiTheme="minorHAnsi" w:hAnsiTheme="minorHAnsi" w:cstheme="minorHAnsi"/>
+          <w:b/>
+          <w:bCs/>
+          <w:color w:val="273540"/>
+          <w:kern w:val="36"/>
+        </w:rPr>
+        <w:t>85 requests per second</w:t>
+      </w:r>
+      <w:r>
+        <w:rPr>
+          <w:rFonts w:asciiTheme="minorHAnsi" w:hAnsiTheme="minorHAnsi" w:cstheme="minorHAnsi"/>
+          <w:color w:val="273540"/>
+          <w:kern w:val="36"/>
+        </w:rPr>
+        <w:t xml:space="preserve">, and no request failures were observed. </w:t>
+      </w:r>
+    </w:p>
+    <w:p>
+      <w:pPr>
+        <w:pStyle w:val="Heading3"/>
+        <w:rPr>
+          <w:rFonts w:asciiTheme="minorHAnsi" w:hAnsiTheme="minorHAnsi" w:cstheme="minorHAnsi"/>
+          <w:color w:val="273540"/>
+          <w:kern w:val="36"/>
+        </w:rPr>
+      </w:pPr>
+    </w:p>
+    <w:p>
+      <w:pPr>
+        <w:pStyle w:val="Heading3"/>
+        <w:rPr>
+          <w:rFonts w:asciiTheme="minorHAnsi" w:hAnsiTheme="minorHAnsi" w:cstheme="minorHAnsi"/>
+          <w:color w:val="273540"/>
+          <w:kern w:val="36"/>
+        </w:rPr>
+      </w:pPr>
+      <w:r>
+        <w:rPr>
+          <w:rFonts w:asciiTheme="minorHAnsi" w:hAnsiTheme="minorHAnsi" w:cstheme="minorHAnsi"/>
+          <w:color w:val="273540"/>
+          <w:kern w:val="36"/>
+        </w:rPr>
+        <w:t>Compared with the problem version where requests experienced very high latency, the fixed version quickly returned responses even when the downstream service was unstable. This shows that the resilience mechanisms successfully prevented the system from being blocked by the slow dependency and greatly improved system performance.</w:t>
+      </w:r>
+    </w:p>
+    <w:p>
+      <w:pPr>
+        <w:rPr>
+          <w:rFonts w:asciiTheme="minorHAnsi" w:hAnsiTheme="minorHAnsi" w:cstheme="minorHAnsi"/>
+          <w:color w:val="273540"/>
+          <w:kern w:val="36"/>
+        </w:rPr>
+      </w:pPr>
+    </w:p>
+    <w:p>
+      <w:pPr>
+        <w:rPr>
+          <w:rFonts w:asciiTheme="minorHAnsi" w:hAnsiTheme="minorHAnsi" w:cstheme="minorHAnsi"/>
+          <w:color w:val="273540"/>
+          <w:kern w:val="36"/>
+        </w:rPr>
+      </w:pPr>
+    </w:p>
+    <w:p>
+      <w:pPr>
+        <w:rPr>
+          <w:rFonts w:asciiTheme="minorHAnsi" w:hAnsiTheme="minorHAnsi" w:cstheme="minorHAnsi"/>
+          <w:b/>
+          <w:bCs/>
+          <w:color w:val="273540"/>
+          <w:kern w:val="36"/>
+        </w:rPr>
+      </w:pPr>
+      <w:r>
+        <w:rPr>
+          <w:rFonts w:asciiTheme="minorHAnsi" w:hAnsiTheme="minorHAnsi" w:cstheme="minorHAnsi" w:hint="eastAsia"/>
+          <w:b/>
+          <w:bCs/>
+          <w:color w:val="273540"/>
+          <w:kern w:val="36"/>
         </w:rPr>
         <w:t>Test</w:t>
       </w:r>
       <w:r>
-        <w:t xml:space="preserve"> B</w:t>
-      </w:r>
-      <w:r>
-        <w:t>:</w:t>
-      </w:r>
-    </w:p>
-    <w:p>
-      <w:r>
-        <w:lastRenderedPageBreak/>
+        <w:rPr>
+          <w:rFonts w:asciiTheme="minorHAnsi" w:hAnsiTheme="minorHAnsi" w:cstheme="minorHAnsi"/>
+          <w:b/>
+          <w:bCs/>
+          <w:color w:val="273540"/>
+          <w:kern w:val="36"/>
+        </w:rPr>
+        <w:t xml:space="preserve"> B:</w:t>
+      </w:r>
+      <w:r>
+        <w:rPr>
+          <w:rFonts w:asciiTheme="minorHAnsi" w:hAnsiTheme="minorHAnsi" w:cstheme="minorHAnsi"/>
+          <w:b/>
+          <w:bCs/>
+          <w:color w:val="273540"/>
+          <w:kern w:val="36"/>
+        </w:rPr>
+        <w:t xml:space="preserve"> </w:t>
+      </w:r>
+      <w:r>
+        <w:rPr>
+          <w:rFonts w:asciiTheme="minorHAnsi" w:hAnsiTheme="minorHAnsi" w:cstheme="minorHAnsi" w:hint="eastAsia"/>
+          <w:b/>
+          <w:bCs/>
+          <w:color w:val="273540"/>
+          <w:kern w:val="36"/>
+        </w:rPr>
+        <w:t>Higher</w:t>
+      </w:r>
+      <w:r>
+        <w:rPr>
+          <w:rFonts w:asciiTheme="minorHAnsi" w:hAnsiTheme="minorHAnsi" w:cstheme="minorHAnsi"/>
+          <w:b/>
+          <w:bCs/>
+          <w:color w:val="273540"/>
+          <w:kern w:val="36"/>
+        </w:rPr>
+        <w:t xml:space="preserve"> </w:t>
+      </w:r>
+      <w:r>
+        <w:rPr>
+          <w:rFonts w:asciiTheme="minorHAnsi" w:hAnsiTheme="minorHAnsi" w:cstheme="minorHAnsi" w:hint="eastAsia"/>
+          <w:b/>
+          <w:bCs/>
+          <w:color w:val="273540"/>
+          <w:kern w:val="36"/>
+        </w:rPr>
+        <w:t>Load</w:t>
+      </w:r>
+    </w:p>
+    <w:p>
+      <w:pPr>
+        <w:rPr>
+          <w:rFonts w:asciiTheme="minorHAnsi" w:hAnsiTheme="minorHAnsi" w:cstheme="minorHAnsi"/>
+          <w:color w:val="273540"/>
+          <w:kern w:val="36"/>
+        </w:rPr>
+      </w:pPr>
+      <w:r>
+        <w:rPr>
+          <w:rFonts w:asciiTheme="minorHAnsi" w:hAnsiTheme="minorHAnsi" w:cstheme="minorHAnsi"/>
+          <w:color w:val="273540"/>
+          <w:kern w:val="36"/>
+        </w:rPr>
         <w:t>Users: 20</w:t>
       </w:r>
     </w:p>
     <w:p>
-      <w:r>
+      <w:pPr>
+        <w:rPr>
+          <w:rFonts w:asciiTheme="minorHAnsi" w:hAnsiTheme="minorHAnsi" w:cstheme="minorHAnsi"/>
+          <w:color w:val="273540"/>
+          <w:kern w:val="36"/>
+        </w:rPr>
+      </w:pPr>
+      <w:r>
+        <w:rPr>
+          <w:rFonts w:asciiTheme="minorHAnsi" w:hAnsiTheme="minorHAnsi" w:cstheme="minorHAnsi"/>
+          <w:color w:val="273540"/>
+          <w:kern w:val="36"/>
+        </w:rPr>
         <w:t>Spawn rate: 10</w:t>
       </w:r>
     </w:p>
     <w:p>
-      <w:r>
+      <w:pPr>
+        <w:rPr>
+          <w:rFonts w:asciiTheme="minorHAnsi" w:hAnsiTheme="minorHAnsi" w:cstheme="minorHAnsi"/>
+          <w:color w:val="273540"/>
+          <w:kern w:val="36"/>
+        </w:rPr>
+      </w:pPr>
+      <w:r>
+        <w:rPr>
+          <w:rFonts w:asciiTheme="minorHAnsi" w:hAnsiTheme="minorHAnsi" w:cstheme="minorHAnsi"/>
+          <w:color w:val="273540"/>
+          <w:kern w:val="36"/>
+        </w:rPr>
         <w:t>Duration: 3 mins</w:t>
       </w:r>
     </w:p>
-    <w:p/>
-    <w:p>
-      <w:r>
-        <w:rPr>
+    <w:p>
+      <w:pPr>
+        <w:rPr>
+          <w:rFonts w:asciiTheme="minorHAnsi" w:hAnsiTheme="minorHAnsi" w:cstheme="minorHAnsi"/>
+          <w:color w:val="273540"/>
+          <w:kern w:val="36"/>
+        </w:rPr>
+      </w:pPr>
+      <w:r>
+        <w:rPr>
+          <w:rFonts w:asciiTheme="minorHAnsi" w:hAnsiTheme="minorHAnsi" w:cstheme="minorHAnsi"/>
           <w:noProof/>
+          <w:color w:val="273540"/>
+          <w:kern w:val="36"/>
+          <w14:ligatures w14:val="standardContextual"/>
         </w:rPr>
         <w:drawing>
-          <wp:inline distT="0" distB="0" distL="0" distR="0" wp14:anchorId="1089D330" wp14:editId="65BEB39D">
-            <wp:extent cx="5943600" cy="1374140"/>
+          <wp:inline distT="0" distB="0" distL="0" distR="0" wp14:anchorId="7A4EB087" wp14:editId="086B8116">
+            <wp:extent cx="5504346" cy="3835400"/>
             <wp:effectExtent l="0" t="0" r="0" b="0"/>
-            <wp:docPr id="582126996" name="Picture 12" descr="A screenshot of a computer&#10;&#10;Description automatically generated"/>
+            <wp:docPr id="178212690" name="Picture 10" descr="A screenshot of a graph&#10;&#10;Description automatically generated"/>
             <wp:cNvGraphicFramePr>
               <a:graphicFrameLocks xmlns:a="http://schemas.openxmlformats.org/drawingml/2006/main" noChangeAspect="1"/>
             </wp:cNvGraphicFramePr>
@@ -792,7 +2527,7 @@
               <a:graphicData uri="http://schemas.openxmlformats.org/drawingml/2006/picture">
                 <pic:pic xmlns:pic="http://schemas.openxmlformats.org/drawingml/2006/picture">
                   <pic:nvPicPr>
-                    <pic:cNvPr id="582126996" name="Picture 12" descr="A screenshot of a computer&#10;&#10;Description automatically generated"/>
+                    <pic:cNvPr id="178212690" name="Picture 10" descr="A screenshot of a graph&#10;&#10;Description automatically generated"/>
                     <pic:cNvPicPr/>
                   </pic:nvPicPr>
                   <pic:blipFill>
@@ -810,7 +2545,7 @@
                   <pic:spPr>
                     <a:xfrm>
                       <a:off x="0" y="0"/>
-                      <a:ext cx="5943600" cy="1374140"/>
+                      <a:ext cx="5517626" cy="3844654"/>
                     </a:xfrm>
                     <a:prstGeom prst="rect">
                       <a:avLst/>
@@ -824,15 +2559,27 @@
       </w:r>
     </w:p>
     <w:p>
-      <w:r>
-        <w:rPr>
+      <w:pPr>
+        <w:rPr>
+          <w:rFonts w:asciiTheme="minorHAnsi" w:hAnsiTheme="minorHAnsi" w:cstheme="minorHAnsi"/>
+          <w:color w:val="273540"/>
+          <w:kern w:val="36"/>
+        </w:rPr>
+      </w:pPr>
+      <w:r>
+        <w:rPr>
+          <w:rFonts w:asciiTheme="minorHAnsi" w:hAnsiTheme="minorHAnsi" w:cstheme="minorHAnsi"/>
           <w:noProof/>
-        </w:rPr>
+          <w:color w:val="273540"/>
+          <w:kern w:val="36"/>
+          <w14:ligatures w14:val="standardContextual"/>
+        </w:rPr>
+        <w:lastRenderedPageBreak/>
         <w:drawing>
-          <wp:inline distT="0" distB="0" distL="0" distR="0" wp14:anchorId="464F79D8" wp14:editId="5B9B0940">
-            <wp:extent cx="5943600" cy="4067810"/>
-            <wp:effectExtent l="0" t="0" r="0" b="0"/>
-            <wp:docPr id="1137295174" name="Picture 13" descr="A screenshot of a computer&#10;&#10;Description automatically generated"/>
+          <wp:inline distT="0" distB="0" distL="0" distR="0" wp14:anchorId="3B5A19CB" wp14:editId="47223A15">
+            <wp:extent cx="5943600" cy="1416685"/>
+            <wp:effectExtent l="0" t="0" r="0" b="5715"/>
+            <wp:docPr id="395195206" name="Picture 11" descr="A screenshot of a computer&#10;&#10;Description automatically generated"/>
             <wp:cNvGraphicFramePr>
               <a:graphicFrameLocks xmlns:a="http://schemas.openxmlformats.org/drawingml/2006/main" noChangeAspect="1"/>
             </wp:cNvGraphicFramePr>
@@ -840,11 +2587,11 @@
               <a:graphicData uri="http://schemas.openxmlformats.org/drawingml/2006/picture">
                 <pic:pic xmlns:pic="http://schemas.openxmlformats.org/drawingml/2006/picture">
                   <pic:nvPicPr>
-                    <pic:cNvPr id="1137295174" name="Picture 13" descr="A screenshot of a computer&#10;&#10;Description automatically generated"/>
+                    <pic:cNvPr id="395195206" name="Picture 11" descr="A screenshot of a computer&#10;&#10;Description automatically generated"/>
                     <pic:cNvPicPr/>
                   </pic:nvPicPr>
                   <pic:blipFill>
-                    <a:blip r:embed="rId18" cstate="print">
+                    <a:blip r:embed="rId18">
                       <a:extLst>
                         <a:ext uri="{28A0092B-C50C-407E-A947-70E740481C1C}">
                           <a14:useLocalDpi xmlns:a14="http://schemas.microsoft.com/office/drawing/2010/main" val="0"/>
@@ -858,7 +2605,7 @@
                   <pic:spPr>
                     <a:xfrm>
                       <a:off x="0" y="0"/>
-                      <a:ext cx="5943600" cy="4067810"/>
+                      <a:ext cx="5943600" cy="1416685"/>
                     </a:xfrm>
                     <a:prstGeom prst="rect">
                       <a:avLst/>
@@ -874,1418 +2621,366 @@
     <w:p/>
     <w:p>
       <w:r>
-        <w:br w:type="page"/>
-      </w:r>
-    </w:p>
-    <w:p>
-      <w:pPr>
-        <w:rPr>
-          <w:rFonts w:asciiTheme="minorHAnsi" w:hAnsiTheme="minorHAnsi" w:cstheme="minorHAnsi"/>
-          <w:b/>
-          <w:bCs/>
-        </w:rPr>
-      </w:pPr>
-      <w:r>
-        <w:rPr>
-          <w:rFonts w:asciiTheme="minorHAnsi" w:hAnsiTheme="minorHAnsi" w:cstheme="minorHAnsi"/>
-          <w:b/>
-          <w:bCs/>
-        </w:rPr>
-        <w:lastRenderedPageBreak/>
-        <w:t>Introduction</w:t>
-      </w:r>
-    </w:p>
-    <w:p>
-      <w:pPr>
-        <w:rPr>
-          <w:rFonts w:asciiTheme="minorHAnsi" w:hAnsiTheme="minorHAnsi" w:cstheme="minorHAnsi"/>
-        </w:rPr>
-      </w:pPr>
-      <w:r>
-        <w:rPr>
-          <w:rFonts w:asciiTheme="minorHAnsi" w:hAnsiTheme="minorHAnsi" w:cstheme="minorHAnsi"/>
-        </w:rPr>
-        <w:t>In this part of the assignment, I designed a system that can fail on purpose, and then I fixed it.</w:t>
-      </w:r>
-      <w:r>
-        <w:rPr>
-          <w:rFonts w:asciiTheme="minorHAnsi" w:hAnsiTheme="minorHAnsi" w:cstheme="minorHAnsi"/>
-        </w:rPr>
-        <w:br/>
-        <w:t>The goal is to show:</w:t>
-      </w:r>
-    </w:p>
-    <w:p>
-      <w:pPr>
-        <w:pStyle w:val="ListParagraph"/>
-        <w:numPr>
-          <w:ilvl w:val="0"/>
-          <w:numId w:val="15"/>
-        </w:numPr>
-        <w:rPr>
-          <w:rFonts w:asciiTheme="minorHAnsi" w:hAnsiTheme="minorHAnsi" w:cstheme="minorHAnsi"/>
-        </w:rPr>
-      </w:pPr>
-      <w:r>
-        <w:rPr>
-          <w:rFonts w:asciiTheme="minorHAnsi" w:hAnsiTheme="minorHAnsi" w:cstheme="minorHAnsi"/>
-        </w:rPr>
-        <w:t xml:space="preserve">a bad system that crashes or behaves </w:t>
-      </w:r>
-      <w:proofErr w:type="gramStart"/>
-      <w:r>
-        <w:rPr>
-          <w:rFonts w:asciiTheme="minorHAnsi" w:hAnsiTheme="minorHAnsi" w:cstheme="minorHAnsi"/>
-        </w:rPr>
-        <w:t>poorly</w:t>
-      </w:r>
-      <w:proofErr w:type="gramEnd"/>
-    </w:p>
-    <w:p>
-      <w:pPr>
-        <w:pStyle w:val="ListParagraph"/>
-        <w:numPr>
-          <w:ilvl w:val="0"/>
-          <w:numId w:val="15"/>
-        </w:numPr>
-        <w:rPr>
-          <w:rFonts w:asciiTheme="minorHAnsi" w:hAnsiTheme="minorHAnsi" w:cstheme="minorHAnsi"/>
-        </w:rPr>
-      </w:pPr>
-      <w:r>
-        <w:rPr>
-          <w:rFonts w:asciiTheme="minorHAnsi" w:hAnsiTheme="minorHAnsi" w:cstheme="minorHAnsi"/>
-        </w:rPr>
-        <w:t>how I fixed the problem</w:t>
-      </w:r>
-    </w:p>
-    <w:p>
-      <w:pPr>
-        <w:pStyle w:val="ListParagraph"/>
-        <w:numPr>
-          <w:ilvl w:val="0"/>
-          <w:numId w:val="15"/>
-        </w:numPr>
-        <w:rPr>
-          <w:rFonts w:asciiTheme="minorHAnsi" w:hAnsiTheme="minorHAnsi" w:cstheme="minorHAnsi"/>
-        </w:rPr>
-      </w:pPr>
-      <w:r>
-        <w:rPr>
-          <w:rFonts w:asciiTheme="minorHAnsi" w:hAnsiTheme="minorHAnsi" w:cstheme="minorHAnsi"/>
-        </w:rPr>
-        <w:t>how the system behaves better after the fix</w:t>
-      </w:r>
-    </w:p>
-    <w:p>
-      <w:pPr>
-        <w:rPr>
-          <w:rFonts w:asciiTheme="minorHAnsi" w:hAnsiTheme="minorHAnsi" w:cstheme="minorHAnsi"/>
-        </w:rPr>
-      </w:pPr>
-      <w:r>
-        <w:rPr>
-          <w:rFonts w:asciiTheme="minorHAnsi" w:hAnsiTheme="minorHAnsi" w:cstheme="minorHAnsi"/>
-        </w:rPr>
-        <w:t>The application is based on my previous assignment service.</w:t>
-      </w:r>
-    </w:p>
-    <w:p>
-      <w:pPr>
-        <w:rPr>
-          <w:rFonts w:asciiTheme="minorHAnsi" w:hAnsiTheme="minorHAnsi" w:cstheme="minorHAnsi"/>
-        </w:rPr>
-      </w:pPr>
-    </w:p>
-    <w:p>
-      <w:pPr>
-        <w:rPr>
-          <w:rFonts w:asciiTheme="minorHAnsi" w:hAnsiTheme="minorHAnsi" w:cstheme="minorHAnsi"/>
-          <w:b/>
-          <w:bCs/>
-        </w:rPr>
-      </w:pPr>
-      <w:r>
-        <w:rPr>
-          <w:rFonts w:asciiTheme="minorHAnsi" w:hAnsiTheme="minorHAnsi" w:cstheme="minorHAnsi"/>
-          <w:b/>
-          <w:bCs/>
-        </w:rPr>
-        <w:t>1. Bad Version: How I Designed the Failure</w:t>
-      </w:r>
-    </w:p>
-    <w:p>
-      <w:pPr>
-        <w:rPr>
-          <w:rFonts w:asciiTheme="minorHAnsi" w:hAnsiTheme="minorHAnsi" w:cstheme="minorHAnsi"/>
-          <w:b/>
-          <w:bCs/>
-        </w:rPr>
-      </w:pPr>
-      <w:r>
-        <w:rPr>
-          <w:rFonts w:asciiTheme="minorHAnsi" w:hAnsiTheme="minorHAnsi" w:cstheme="minorHAnsi"/>
-          <w:b/>
-          <w:bCs/>
-        </w:rPr>
-        <w:t>What the Bad Version Is</w:t>
-      </w:r>
-    </w:p>
-    <w:p>
-      <w:pPr>
-        <w:rPr>
-          <w:rFonts w:asciiTheme="minorHAnsi" w:hAnsiTheme="minorHAnsi" w:cstheme="minorHAnsi"/>
-        </w:rPr>
-      </w:pPr>
-      <w:r>
-        <w:rPr>
-          <w:rFonts w:asciiTheme="minorHAnsi" w:hAnsiTheme="minorHAnsi" w:cstheme="minorHAnsi"/>
-        </w:rPr>
-        <w:t>In the bad version, I made the application flaky.</w:t>
-      </w:r>
-      <w:r>
-        <w:rPr>
-          <w:rFonts w:asciiTheme="minorHAnsi" w:hAnsiTheme="minorHAnsi" w:cstheme="minorHAnsi"/>
-        </w:rPr>
-        <w:br/>
-        <w:t>This means:</w:t>
-      </w:r>
-    </w:p>
-    <w:p>
-      <w:pPr>
-        <w:pStyle w:val="ListParagraph"/>
-        <w:numPr>
-          <w:ilvl w:val="0"/>
-          <w:numId w:val="15"/>
-        </w:numPr>
-        <w:rPr>
-          <w:rFonts w:asciiTheme="minorHAnsi" w:hAnsiTheme="minorHAnsi" w:cstheme="minorHAnsi"/>
-        </w:rPr>
-      </w:pPr>
-      <w:r>
-        <w:rPr>
-          <w:rFonts w:asciiTheme="minorHAnsi" w:hAnsiTheme="minorHAnsi" w:cstheme="minorHAnsi"/>
-        </w:rPr>
-        <w:t xml:space="preserve">some requests fail </w:t>
-      </w:r>
-      <w:proofErr w:type="gramStart"/>
-      <w:r>
-        <w:rPr>
-          <w:rFonts w:asciiTheme="minorHAnsi" w:hAnsiTheme="minorHAnsi" w:cstheme="minorHAnsi"/>
-        </w:rPr>
-        <w:t>randomly</w:t>
-      </w:r>
-      <w:proofErr w:type="gramEnd"/>
-    </w:p>
-    <w:p>
-      <w:pPr>
-        <w:pStyle w:val="ListParagraph"/>
-        <w:numPr>
-          <w:ilvl w:val="0"/>
-          <w:numId w:val="15"/>
-        </w:numPr>
-        <w:rPr>
-          <w:rFonts w:asciiTheme="minorHAnsi" w:hAnsiTheme="minorHAnsi" w:cstheme="minorHAnsi"/>
-        </w:rPr>
-      </w:pPr>
-      <w:r>
-        <w:rPr>
-          <w:rFonts w:asciiTheme="minorHAnsi" w:hAnsiTheme="minorHAnsi" w:cstheme="minorHAnsi"/>
-        </w:rPr>
-        <w:t xml:space="preserve">some requests become very </w:t>
-      </w:r>
-      <w:proofErr w:type="gramStart"/>
-      <w:r>
-        <w:rPr>
-          <w:rFonts w:asciiTheme="minorHAnsi" w:hAnsiTheme="minorHAnsi" w:cstheme="minorHAnsi"/>
-        </w:rPr>
-        <w:t>slow</w:t>
-      </w:r>
-      <w:proofErr w:type="gramEnd"/>
-    </w:p>
-    <w:p>
-      <w:pPr>
-        <w:rPr>
-          <w:rFonts w:asciiTheme="minorHAnsi" w:hAnsiTheme="minorHAnsi" w:cstheme="minorHAnsi"/>
-        </w:rPr>
-      </w:pPr>
-      <w:r>
-        <w:rPr>
-          <w:rFonts w:asciiTheme="minorHAnsi" w:hAnsiTheme="minorHAnsi" w:cstheme="minorHAnsi"/>
-        </w:rPr>
-        <w:t xml:space="preserve">This is </w:t>
-      </w:r>
-      <w:proofErr w:type="gramStart"/>
-      <w:r>
-        <w:rPr>
-          <w:rFonts w:asciiTheme="minorHAnsi" w:hAnsiTheme="minorHAnsi" w:cstheme="minorHAnsi"/>
-        </w:rPr>
-        <w:t>similar to</w:t>
-      </w:r>
-      <w:proofErr w:type="gramEnd"/>
-      <w:r>
-        <w:rPr>
-          <w:rFonts w:asciiTheme="minorHAnsi" w:hAnsiTheme="minorHAnsi" w:cstheme="minorHAnsi"/>
-        </w:rPr>
-        <w:t xml:space="preserve"> real systems where:</w:t>
-      </w:r>
-    </w:p>
-    <w:p>
-      <w:pPr>
-        <w:pStyle w:val="ListParagraph"/>
-        <w:numPr>
-          <w:ilvl w:val="0"/>
-          <w:numId w:val="15"/>
-        </w:numPr>
-        <w:rPr>
-          <w:rFonts w:asciiTheme="minorHAnsi" w:hAnsiTheme="minorHAnsi" w:cstheme="minorHAnsi"/>
-        </w:rPr>
-      </w:pPr>
-      <w:r>
-        <w:rPr>
-          <w:rFonts w:asciiTheme="minorHAnsi" w:hAnsiTheme="minorHAnsi" w:cstheme="minorHAnsi"/>
-        </w:rPr>
-        <w:t xml:space="preserve">a dependency is </w:t>
-      </w:r>
-      <w:proofErr w:type="gramStart"/>
-      <w:r>
-        <w:rPr>
-          <w:rFonts w:asciiTheme="minorHAnsi" w:hAnsiTheme="minorHAnsi" w:cstheme="minorHAnsi"/>
-        </w:rPr>
-        <w:t>unstable</w:t>
-      </w:r>
-      <w:proofErr w:type="gramEnd"/>
-    </w:p>
-    <w:p>
-      <w:pPr>
-        <w:pStyle w:val="ListParagraph"/>
-        <w:numPr>
-          <w:ilvl w:val="0"/>
-          <w:numId w:val="15"/>
-        </w:numPr>
-        <w:rPr>
-          <w:rFonts w:asciiTheme="minorHAnsi" w:hAnsiTheme="minorHAnsi" w:cstheme="minorHAnsi"/>
-        </w:rPr>
-      </w:pPr>
-      <w:r>
-        <w:rPr>
-          <w:rFonts w:asciiTheme="minorHAnsi" w:hAnsiTheme="minorHAnsi" w:cstheme="minorHAnsi"/>
-        </w:rPr>
-        <w:t xml:space="preserve">or the service cannot handle load </w:t>
-      </w:r>
-      <w:proofErr w:type="gramStart"/>
-      <w:r>
-        <w:rPr>
-          <w:rFonts w:asciiTheme="minorHAnsi" w:hAnsiTheme="minorHAnsi" w:cstheme="minorHAnsi"/>
-        </w:rPr>
-        <w:t>well</w:t>
-      </w:r>
-      <w:proofErr w:type="gramEnd"/>
-    </w:p>
-    <w:p>
-      <w:pPr>
-        <w:rPr>
-          <w:rFonts w:asciiTheme="minorHAnsi" w:hAnsiTheme="minorHAnsi" w:cstheme="minorHAnsi"/>
-        </w:rPr>
-      </w:pPr>
-      <w:r>
-        <w:rPr>
-          <w:rFonts w:asciiTheme="minorHAnsi" w:hAnsiTheme="minorHAnsi" w:cstheme="minorHAnsi"/>
-        </w:rPr>
-        <w:t>In this version, the system does not protect itself.</w:t>
-      </w:r>
-      <w:r>
-        <w:rPr>
-          <w:rFonts w:asciiTheme="minorHAnsi" w:hAnsiTheme="minorHAnsi" w:cstheme="minorHAnsi"/>
-        </w:rPr>
-        <w:br/>
-        <w:t>Requests keep coming in even when the system is already unstable.</w:t>
-      </w:r>
-    </w:p>
-    <w:p>
-      <w:pPr>
-        <w:rPr>
-          <w:rFonts w:asciiTheme="minorHAnsi" w:hAnsiTheme="minorHAnsi" w:cstheme="minorHAnsi"/>
-        </w:rPr>
-      </w:pPr>
-    </w:p>
-    <w:p>
-      <w:pPr>
-        <w:rPr>
-          <w:rFonts w:asciiTheme="minorHAnsi" w:hAnsiTheme="minorHAnsi" w:cstheme="minorHAnsi"/>
-          <w:b/>
-          <w:bCs/>
-        </w:rPr>
-      </w:pPr>
-      <w:r>
-        <w:rPr>
-          <w:rFonts w:asciiTheme="minorHAnsi" w:hAnsiTheme="minorHAnsi" w:cstheme="minorHAnsi"/>
-          <w:b/>
-          <w:bCs/>
-        </w:rPr>
-        <w:t>How the System Failed</w:t>
-      </w:r>
-    </w:p>
-    <w:p>
-      <w:pPr>
-        <w:rPr>
-          <w:rFonts w:asciiTheme="minorHAnsi" w:hAnsiTheme="minorHAnsi" w:cstheme="minorHAnsi"/>
-        </w:rPr>
-      </w:pPr>
-      <w:r>
-        <w:rPr>
-          <w:rFonts w:asciiTheme="minorHAnsi" w:hAnsiTheme="minorHAnsi" w:cstheme="minorHAnsi"/>
-        </w:rPr>
-        <w:t>I used two load tests to show the problem.</w:t>
-      </w:r>
-    </w:p>
-    <w:p>
-      <w:pPr>
-        <w:rPr>
-          <w:rFonts w:asciiTheme="minorHAnsi" w:hAnsiTheme="minorHAnsi" w:cstheme="minorHAnsi"/>
-          <w:b/>
-          <w:bCs/>
-        </w:rPr>
-      </w:pPr>
-      <w:r>
-        <w:rPr>
-          <w:rFonts w:asciiTheme="minorHAnsi" w:hAnsiTheme="minorHAnsi" w:cstheme="minorHAnsi"/>
-          <w:b/>
-          <w:bCs/>
-        </w:rPr>
-        <w:t>Test A (small load)</w:t>
-      </w:r>
-    </w:p>
-    <w:p>
-      <w:pPr>
-        <w:pStyle w:val="ListParagraph"/>
-        <w:numPr>
-          <w:ilvl w:val="0"/>
-          <w:numId w:val="15"/>
-        </w:numPr>
-        <w:rPr>
-          <w:rFonts w:asciiTheme="minorHAnsi" w:hAnsiTheme="minorHAnsi" w:cstheme="minorHAnsi"/>
-        </w:rPr>
-      </w:pPr>
-      <w:r>
-        <w:rPr>
-          <w:rFonts w:asciiTheme="minorHAnsi" w:hAnsiTheme="minorHAnsi" w:cstheme="minorHAnsi"/>
-        </w:rPr>
-        <w:t>Users: 5</w:t>
-      </w:r>
-    </w:p>
-    <w:p>
-      <w:pPr>
-        <w:pStyle w:val="ListParagraph"/>
-        <w:numPr>
-          <w:ilvl w:val="0"/>
-          <w:numId w:val="15"/>
-        </w:numPr>
-        <w:rPr>
-          <w:rFonts w:asciiTheme="minorHAnsi" w:hAnsiTheme="minorHAnsi" w:cstheme="minorHAnsi"/>
-        </w:rPr>
-      </w:pPr>
-      <w:r>
-        <w:rPr>
-          <w:rFonts w:asciiTheme="minorHAnsi" w:hAnsiTheme="minorHAnsi" w:cstheme="minorHAnsi"/>
-        </w:rPr>
-        <w:t>Spawn rate: 5</w:t>
-      </w:r>
-    </w:p>
-    <w:p>
-      <w:pPr>
-        <w:pStyle w:val="ListParagraph"/>
-        <w:numPr>
-          <w:ilvl w:val="0"/>
-          <w:numId w:val="15"/>
-        </w:numPr>
-        <w:rPr>
-          <w:rFonts w:asciiTheme="minorHAnsi" w:hAnsiTheme="minorHAnsi" w:cstheme="minorHAnsi"/>
-        </w:rPr>
-      </w:pPr>
-      <w:r>
-        <w:rPr>
-          <w:rFonts w:asciiTheme="minorHAnsi" w:hAnsiTheme="minorHAnsi" w:cstheme="minorHAnsi"/>
-        </w:rPr>
-        <w:t>Time: 2 minutes</w:t>
-      </w:r>
-    </w:p>
-    <w:p>
-      <w:pPr>
-        <w:rPr>
-          <w:rFonts w:asciiTheme="minorHAnsi" w:hAnsiTheme="minorHAnsi" w:cstheme="minorHAnsi"/>
-        </w:rPr>
-      </w:pPr>
-      <w:r>
-        <w:rPr>
-          <w:rFonts w:asciiTheme="minorHAnsi" w:hAnsiTheme="minorHAnsi" w:cstheme="minorHAnsi"/>
-        </w:rPr>
-        <w:t>Even with small load:</w:t>
-      </w:r>
-    </w:p>
-    <w:p>
-      <w:pPr>
-        <w:pStyle w:val="ListParagraph"/>
-        <w:numPr>
-          <w:ilvl w:val="0"/>
-          <w:numId w:val="15"/>
-        </w:numPr>
-        <w:rPr>
-          <w:rFonts w:asciiTheme="minorHAnsi" w:hAnsiTheme="minorHAnsi" w:cstheme="minorHAnsi"/>
-        </w:rPr>
-      </w:pPr>
-      <w:r>
-        <w:rPr>
-          <w:rFonts w:asciiTheme="minorHAnsi" w:hAnsiTheme="minorHAnsi" w:cstheme="minorHAnsi"/>
-        </w:rPr>
-        <w:t xml:space="preserve">latency became </w:t>
-      </w:r>
-      <w:proofErr w:type="gramStart"/>
-      <w:r>
-        <w:rPr>
-          <w:rFonts w:asciiTheme="minorHAnsi" w:hAnsiTheme="minorHAnsi" w:cstheme="minorHAnsi"/>
-        </w:rPr>
-        <w:t>unstable</w:t>
-      </w:r>
-      <w:proofErr w:type="gramEnd"/>
-    </w:p>
-    <w:p>
-      <w:pPr>
-        <w:pStyle w:val="ListParagraph"/>
-        <w:numPr>
-          <w:ilvl w:val="0"/>
-          <w:numId w:val="15"/>
-        </w:numPr>
-        <w:rPr>
-          <w:rFonts w:asciiTheme="minorHAnsi" w:hAnsiTheme="minorHAnsi" w:cstheme="minorHAnsi"/>
+        <w:rPr>
+          <w:noProof/>
+          <w14:ligatures w14:val="standardContextual"/>
+        </w:rPr>
+        <w:drawing>
+          <wp:inline distT="0" distB="0" distL="0" distR="0" wp14:anchorId="38A258EB" wp14:editId="50C749EA">
+            <wp:extent cx="5943600" cy="1530985"/>
+            <wp:effectExtent l="0" t="0" r="0" b="5715"/>
+            <wp:docPr id="357533473" name="Picture 12" descr="A screenshot of a computer&#10;&#10;Description automatically generated"/>
+            <wp:cNvGraphicFramePr>
+              <a:graphicFrameLocks xmlns:a="http://schemas.openxmlformats.org/drawingml/2006/main" noChangeAspect="1"/>
+            </wp:cNvGraphicFramePr>
+            <a:graphic xmlns:a="http://schemas.openxmlformats.org/drawingml/2006/main">
+              <a:graphicData uri="http://schemas.openxmlformats.org/drawingml/2006/picture">
+                <pic:pic xmlns:pic="http://schemas.openxmlformats.org/drawingml/2006/picture">
+                  <pic:nvPicPr>
+                    <pic:cNvPr id="357533473" name="Picture 12" descr="A screenshot of a computer&#10;&#10;Description automatically generated"/>
+                    <pic:cNvPicPr/>
+                  </pic:nvPicPr>
+                  <pic:blipFill>
+                    <a:blip r:embed="rId19" cstate="print">
+                      <a:extLst>
+                        <a:ext uri="{28A0092B-C50C-407E-A947-70E740481C1C}">
+                          <a14:useLocalDpi xmlns:a14="http://schemas.microsoft.com/office/drawing/2010/main" val="0"/>
+                        </a:ext>
+                      </a:extLst>
+                    </a:blip>
+                    <a:stretch>
+                      <a:fillRect/>
+                    </a:stretch>
+                  </pic:blipFill>
+                  <pic:spPr>
+                    <a:xfrm>
+                      <a:off x="0" y="0"/>
+                      <a:ext cx="5943600" cy="1530985"/>
+                    </a:xfrm>
+                    <a:prstGeom prst="rect">
+                      <a:avLst/>
+                    </a:prstGeom>
+                  </pic:spPr>
+                </pic:pic>
+              </a:graphicData>
+            </a:graphic>
+          </wp:inline>
+        </w:drawing>
+      </w:r>
+    </w:p>
+    <w:p/>
+    <w:p>
+      <w:pPr>
+        <w:pStyle w:val="Heading3"/>
+        <w:rPr>
+          <w:rFonts w:asciiTheme="minorHAnsi" w:hAnsiTheme="minorHAnsi" w:cstheme="minorHAnsi"/>
+          <w:color w:val="273540"/>
+          <w:kern w:val="36"/>
         </w:rPr>
       </w:pPr>
       <w:r>
         <w:rPr>
           <w:rFonts w:asciiTheme="minorHAnsi" w:hAnsiTheme="minorHAnsi" w:cstheme="minorHAnsi" w:hint="eastAsia"/>
-        </w:rPr>
-        <w:t>s</w:t>
-      </w:r>
-      <w:r>
-        <w:rPr>
-          <w:rFonts w:asciiTheme="minorHAnsi" w:hAnsiTheme="minorHAnsi" w:cstheme="minorHAnsi"/>
-        </w:rPr>
-        <w:t xml:space="preserve">ome requests </w:t>
-      </w:r>
-      <w:proofErr w:type="gramStart"/>
-      <w:r>
-        <w:rPr>
-          <w:rFonts w:asciiTheme="minorHAnsi" w:hAnsiTheme="minorHAnsi" w:cstheme="minorHAnsi"/>
-        </w:rPr>
-        <w:t>failed</w:t>
-      </w:r>
-      <w:proofErr w:type="gramEnd"/>
-    </w:p>
-    <w:p>
-      <w:pPr>
-        <w:rPr>
-          <w:rFonts w:asciiTheme="minorHAnsi" w:hAnsiTheme="minorHAnsi" w:cstheme="minorHAnsi"/>
-        </w:rPr>
-      </w:pPr>
-      <w:r>
-        <w:rPr>
-          <w:rFonts w:asciiTheme="minorHAnsi" w:hAnsiTheme="minorHAnsi" w:cstheme="minorHAnsi"/>
-        </w:rPr>
-        <w:t>Test B (higher load)</w:t>
-      </w:r>
-    </w:p>
-    <w:p>
-      <w:pPr>
-        <w:pStyle w:val="ListParagraph"/>
-        <w:numPr>
-          <w:ilvl w:val="0"/>
-          <w:numId w:val="15"/>
-        </w:numPr>
-        <w:rPr>
-          <w:rFonts w:asciiTheme="minorHAnsi" w:hAnsiTheme="minorHAnsi" w:cstheme="minorHAnsi"/>
-        </w:rPr>
-      </w:pPr>
-      <w:r>
-        <w:rPr>
-          <w:rFonts w:asciiTheme="minorHAnsi" w:hAnsiTheme="minorHAnsi" w:cstheme="minorHAnsi"/>
-        </w:rPr>
-        <w:t>Users: 20</w:t>
-      </w:r>
-    </w:p>
-    <w:p>
-      <w:pPr>
-        <w:pStyle w:val="ListParagraph"/>
-        <w:numPr>
-          <w:ilvl w:val="0"/>
-          <w:numId w:val="15"/>
-        </w:numPr>
-        <w:rPr>
-          <w:rFonts w:asciiTheme="minorHAnsi" w:hAnsiTheme="minorHAnsi" w:cstheme="minorHAnsi"/>
-        </w:rPr>
-      </w:pPr>
-      <w:r>
-        <w:rPr>
-          <w:rFonts w:asciiTheme="minorHAnsi" w:hAnsiTheme="minorHAnsi" w:cstheme="minorHAnsi"/>
-        </w:rPr>
-        <w:t>Spawn rate: 10</w:t>
-      </w:r>
-    </w:p>
-    <w:p>
-      <w:pPr>
-        <w:pStyle w:val="ListParagraph"/>
-        <w:numPr>
-          <w:ilvl w:val="0"/>
-          <w:numId w:val="15"/>
-        </w:numPr>
-        <w:rPr>
-          <w:rFonts w:asciiTheme="minorHAnsi" w:hAnsiTheme="minorHAnsi" w:cstheme="minorHAnsi"/>
-        </w:rPr>
-      </w:pPr>
-      <w:r>
-        <w:rPr>
-          <w:rFonts w:asciiTheme="minorHAnsi" w:hAnsiTheme="minorHAnsi" w:cstheme="minorHAnsi"/>
-        </w:rPr>
-        <w:t>Time: 3 minutes</w:t>
-      </w:r>
-    </w:p>
-    <w:p>
-      <w:pPr>
-        <w:rPr>
-          <w:rFonts w:asciiTheme="minorHAnsi" w:hAnsiTheme="minorHAnsi" w:cstheme="minorHAnsi"/>
-        </w:rPr>
-      </w:pPr>
-      <w:r>
-        <w:rPr>
-          <w:rFonts w:asciiTheme="minorHAnsi" w:hAnsiTheme="minorHAnsi" w:cstheme="minorHAnsi"/>
-        </w:rPr>
-        <w:t>With higher load:</w:t>
-      </w:r>
-    </w:p>
-    <w:p>
-      <w:pPr>
-        <w:pStyle w:val="ListParagraph"/>
-        <w:numPr>
-          <w:ilvl w:val="0"/>
-          <w:numId w:val="15"/>
-        </w:numPr>
-        <w:rPr>
-          <w:rFonts w:asciiTheme="minorHAnsi" w:hAnsiTheme="minorHAnsi" w:cstheme="minorHAnsi"/>
-        </w:rPr>
-      </w:pPr>
-      <w:r>
-        <w:rPr>
-          <w:rFonts w:asciiTheme="minorHAnsi" w:hAnsiTheme="minorHAnsi" w:cstheme="minorHAnsi"/>
-        </w:rPr>
-        <w:t xml:space="preserve">latency spikes were very </w:t>
-      </w:r>
-      <w:proofErr w:type="gramStart"/>
-      <w:r>
-        <w:rPr>
-          <w:rFonts w:asciiTheme="minorHAnsi" w:hAnsiTheme="minorHAnsi" w:cstheme="minorHAnsi"/>
-        </w:rPr>
-        <w:t>clear</w:t>
-      </w:r>
-      <w:proofErr w:type="gramEnd"/>
-    </w:p>
-    <w:p>
-      <w:pPr>
-        <w:pStyle w:val="ListParagraph"/>
-        <w:numPr>
-          <w:ilvl w:val="0"/>
-          <w:numId w:val="15"/>
-        </w:numPr>
-        <w:rPr>
-          <w:rFonts w:asciiTheme="minorHAnsi" w:hAnsiTheme="minorHAnsi" w:cstheme="minorHAnsi"/>
-        </w:rPr>
-      </w:pPr>
-      <w:r>
-        <w:rPr>
-          <w:rFonts w:asciiTheme="minorHAnsi" w:hAnsiTheme="minorHAnsi" w:cstheme="minorHAnsi"/>
-        </w:rPr>
-        <w:t xml:space="preserve">error rate </w:t>
-      </w:r>
-      <w:proofErr w:type="gramStart"/>
-      <w:r>
-        <w:rPr>
-          <w:rFonts w:asciiTheme="minorHAnsi" w:hAnsiTheme="minorHAnsi" w:cstheme="minorHAnsi"/>
-        </w:rPr>
-        <w:t>increased</w:t>
-      </w:r>
-      <w:proofErr w:type="gramEnd"/>
-    </w:p>
-    <w:p>
-      <w:pPr>
-        <w:pStyle w:val="ListParagraph"/>
-        <w:numPr>
-          <w:ilvl w:val="0"/>
-          <w:numId w:val="15"/>
-        </w:numPr>
-        <w:rPr>
-          <w:rFonts w:asciiTheme="minorHAnsi" w:hAnsiTheme="minorHAnsi" w:cstheme="minorHAnsi"/>
-        </w:rPr>
-      </w:pPr>
-      <w:r>
-        <w:rPr>
-          <w:rFonts w:asciiTheme="minorHAnsi" w:hAnsiTheme="minorHAnsi" w:cstheme="minorHAnsi"/>
-        </w:rPr>
-        <w:t xml:space="preserve">CPU usage went up and down a </w:t>
-      </w:r>
-      <w:proofErr w:type="gramStart"/>
-      <w:r>
-        <w:rPr>
-          <w:rFonts w:asciiTheme="minorHAnsi" w:hAnsiTheme="minorHAnsi" w:cstheme="minorHAnsi"/>
-        </w:rPr>
-        <w:t>lot</w:t>
-      </w:r>
-      <w:proofErr w:type="gramEnd"/>
-    </w:p>
-    <w:p>
-      <w:pPr>
-        <w:rPr>
-          <w:rFonts w:asciiTheme="minorHAnsi" w:hAnsiTheme="minorHAnsi" w:cstheme="minorHAnsi"/>
-        </w:rPr>
-      </w:pPr>
-      <w:r>
-        <w:rPr>
-          <w:rFonts w:asciiTheme="minorHAnsi" w:hAnsiTheme="minorHAnsi" w:cstheme="minorHAnsi"/>
-        </w:rPr>
-        <w:t>CloudWatch logs showed many errors.</w:t>
-      </w:r>
-      <w:r>
-        <w:rPr>
-          <w:rFonts w:asciiTheme="minorHAnsi" w:hAnsiTheme="minorHAnsi" w:cstheme="minorHAnsi"/>
-        </w:rPr>
-        <w:br/>
-        <w:t>This shows the system does not fail gracefully.</w:t>
-      </w:r>
-    </w:p>
-    <w:p>
-      <w:pPr>
-        <w:rPr>
-          <w:rFonts w:asciiTheme="minorHAnsi" w:hAnsiTheme="minorHAnsi" w:cstheme="minorHAnsi"/>
-        </w:rPr>
-      </w:pPr>
-    </w:p>
-    <w:p>
-      <w:pPr>
-        <w:rPr>
-          <w:rFonts w:asciiTheme="minorHAnsi" w:hAnsiTheme="minorHAnsi" w:cstheme="minorHAnsi"/>
-          <w:b/>
-          <w:bCs/>
-        </w:rPr>
-      </w:pPr>
-      <w:r>
-        <w:rPr>
-          <w:rFonts w:asciiTheme="minorHAnsi" w:hAnsiTheme="minorHAnsi" w:cstheme="minorHAnsi"/>
-          <w:b/>
-          <w:bCs/>
-        </w:rPr>
-        <w:t>2. Fix: How I Improved the System</w:t>
-      </w:r>
-    </w:p>
-    <w:p>
-      <w:pPr>
-        <w:rPr>
-          <w:rFonts w:asciiTheme="minorHAnsi" w:hAnsiTheme="minorHAnsi" w:cstheme="minorHAnsi"/>
-          <w:b/>
-          <w:bCs/>
-        </w:rPr>
-      </w:pPr>
-      <w:r>
-        <w:rPr>
-          <w:rFonts w:asciiTheme="minorHAnsi" w:hAnsiTheme="minorHAnsi" w:cstheme="minorHAnsi"/>
-          <w:b/>
-          <w:bCs/>
-        </w:rPr>
-        <w:t>Idea of the Fix</w:t>
-      </w:r>
-    </w:p>
-    <w:p>
-      <w:pPr>
-        <w:rPr>
-          <w:rFonts w:asciiTheme="minorHAnsi" w:hAnsiTheme="minorHAnsi" w:cstheme="minorHAnsi"/>
-        </w:rPr>
-      </w:pPr>
-      <w:r>
-        <w:rPr>
-          <w:rFonts w:asciiTheme="minorHAnsi" w:hAnsiTheme="minorHAnsi" w:cstheme="minorHAnsi"/>
-        </w:rPr>
-        <w:t>To fix the problem, I changed the system to be more defensive.</w:t>
-      </w:r>
-    </w:p>
-    <w:p>
-      <w:pPr>
-        <w:rPr>
-          <w:rFonts w:asciiTheme="minorHAnsi" w:hAnsiTheme="minorHAnsi" w:cstheme="minorHAnsi"/>
-        </w:rPr>
-      </w:pPr>
-    </w:p>
-    <w:p>
-      <w:pPr>
-        <w:rPr>
-          <w:rFonts w:asciiTheme="minorHAnsi" w:hAnsiTheme="minorHAnsi" w:cstheme="minorHAnsi"/>
-        </w:rPr>
-      </w:pPr>
-      <w:r>
-        <w:rPr>
-          <w:rFonts w:asciiTheme="minorHAnsi" w:hAnsiTheme="minorHAnsi" w:cstheme="minorHAnsi"/>
-        </w:rPr>
-        <w:lastRenderedPageBreak/>
-        <w:t>Main ideas:</w:t>
-      </w:r>
-    </w:p>
-    <w:p>
-      <w:pPr>
-        <w:pStyle w:val="ListParagraph"/>
-        <w:numPr>
-          <w:ilvl w:val="0"/>
-          <w:numId w:val="15"/>
-        </w:numPr>
-        <w:rPr>
-          <w:rFonts w:asciiTheme="minorHAnsi" w:hAnsiTheme="minorHAnsi" w:cstheme="minorHAnsi"/>
-        </w:rPr>
-      </w:pPr>
-      <w:r>
-        <w:rPr>
-          <w:rFonts w:asciiTheme="minorHAnsi" w:hAnsiTheme="minorHAnsi" w:cstheme="minorHAnsi"/>
-        </w:rPr>
-        <w:t xml:space="preserve">fail fast: return error early instead of waiting too </w:t>
-      </w:r>
-      <w:proofErr w:type="gramStart"/>
-      <w:r>
-        <w:rPr>
-          <w:rFonts w:asciiTheme="minorHAnsi" w:hAnsiTheme="minorHAnsi" w:cstheme="minorHAnsi"/>
-        </w:rPr>
-        <w:t>long</w:t>
-      </w:r>
-      <w:proofErr w:type="gramEnd"/>
-    </w:p>
-    <w:p>
-      <w:pPr>
-        <w:pStyle w:val="ListParagraph"/>
-        <w:numPr>
-          <w:ilvl w:val="0"/>
-          <w:numId w:val="15"/>
-        </w:numPr>
-        <w:rPr>
-          <w:rFonts w:asciiTheme="minorHAnsi" w:hAnsiTheme="minorHAnsi" w:cstheme="minorHAnsi"/>
-        </w:rPr>
-      </w:pPr>
-      <w:r>
-        <w:rPr>
-          <w:rFonts w:asciiTheme="minorHAnsi" w:hAnsiTheme="minorHAnsi" w:cstheme="minorHAnsi"/>
-        </w:rPr>
-        <w:t xml:space="preserve">limit damage: do not let bad behavior affect the whole </w:t>
-      </w:r>
-      <w:proofErr w:type="gramStart"/>
-      <w:r>
-        <w:rPr>
-          <w:rFonts w:asciiTheme="minorHAnsi" w:hAnsiTheme="minorHAnsi" w:cstheme="minorHAnsi"/>
-        </w:rPr>
-        <w:t>system</w:t>
-      </w:r>
-      <w:proofErr w:type="gramEnd"/>
-    </w:p>
-    <w:p>
-      <w:pPr>
-        <w:rPr>
-          <w:rFonts w:asciiTheme="minorHAnsi" w:hAnsiTheme="minorHAnsi" w:cstheme="minorHAnsi"/>
-        </w:rPr>
-      </w:pPr>
-      <w:r>
-        <w:rPr>
-          <w:rFonts w:asciiTheme="minorHAnsi" w:hAnsiTheme="minorHAnsi" w:cstheme="minorHAnsi"/>
-        </w:rPr>
-        <w:t>The goal is:</w:t>
-      </w:r>
-    </w:p>
-    <w:p>
-      <w:pPr>
-        <w:pStyle w:val="ListParagraph"/>
-        <w:numPr>
-          <w:ilvl w:val="0"/>
-          <w:numId w:val="15"/>
-        </w:numPr>
-        <w:rPr>
-          <w:rFonts w:asciiTheme="minorHAnsi" w:hAnsiTheme="minorHAnsi" w:cstheme="minorHAnsi"/>
-        </w:rPr>
-      </w:pPr>
-      <w:r>
-        <w:rPr>
-          <w:rFonts w:asciiTheme="minorHAnsi" w:hAnsiTheme="minorHAnsi" w:cstheme="minorHAnsi"/>
-        </w:rPr>
-        <w:t xml:space="preserve">fewer </w:t>
-      </w:r>
-      <w:proofErr w:type="gramStart"/>
-      <w:r>
-        <w:rPr>
-          <w:rFonts w:asciiTheme="minorHAnsi" w:hAnsiTheme="minorHAnsi" w:cstheme="minorHAnsi"/>
-        </w:rPr>
-        <w:t>retries</w:t>
-      </w:r>
-      <w:proofErr w:type="gramEnd"/>
-    </w:p>
-    <w:p>
-      <w:pPr>
-        <w:pStyle w:val="ListParagraph"/>
-        <w:numPr>
-          <w:ilvl w:val="0"/>
-          <w:numId w:val="15"/>
-        </w:numPr>
-        <w:rPr>
-          <w:rFonts w:asciiTheme="minorHAnsi" w:hAnsiTheme="minorHAnsi" w:cstheme="minorHAnsi"/>
-        </w:rPr>
-      </w:pPr>
-      <w:r>
-        <w:rPr>
-          <w:rFonts w:asciiTheme="minorHAnsi" w:hAnsiTheme="minorHAnsi" w:cstheme="minorHAnsi"/>
-        </w:rPr>
-        <w:t>faster recovery</w:t>
-      </w:r>
-    </w:p>
-    <w:p>
-      <w:pPr>
-        <w:pStyle w:val="ListParagraph"/>
-        <w:numPr>
-          <w:ilvl w:val="0"/>
-          <w:numId w:val="15"/>
-        </w:numPr>
-        <w:rPr>
-          <w:rFonts w:asciiTheme="minorHAnsi" w:hAnsiTheme="minorHAnsi" w:cstheme="minorHAnsi"/>
-        </w:rPr>
-      </w:pPr>
-      <w:r>
-        <w:rPr>
-          <w:rFonts w:asciiTheme="minorHAnsi" w:hAnsiTheme="minorHAnsi" w:cstheme="minorHAnsi"/>
-        </w:rPr>
-        <w:t>more stable behavior</w:t>
-      </w:r>
-    </w:p>
-    <w:p>
-      <w:pPr>
-        <w:rPr>
-          <w:rFonts w:asciiTheme="minorHAnsi" w:hAnsiTheme="minorHAnsi" w:cstheme="minorHAnsi"/>
-        </w:rPr>
-      </w:pPr>
-    </w:p>
-    <w:p>
-      <w:pPr>
-        <w:rPr>
-          <w:rFonts w:asciiTheme="minorHAnsi" w:hAnsiTheme="minorHAnsi" w:cstheme="minorHAnsi"/>
-        </w:rPr>
-      </w:pPr>
-      <w:r>
-        <w:rPr>
-          <w:rFonts w:asciiTheme="minorHAnsi" w:hAnsiTheme="minorHAnsi" w:cstheme="minorHAnsi"/>
-        </w:rPr>
-        <w:t>What Changed (High Level)</w:t>
-      </w:r>
-    </w:p>
-    <w:p>
-      <w:pPr>
-        <w:rPr>
-          <w:rFonts w:asciiTheme="minorHAnsi" w:hAnsiTheme="minorHAnsi" w:cstheme="minorHAnsi"/>
-        </w:rPr>
-      </w:pPr>
-      <w:r>
-        <w:rPr>
-          <w:rFonts w:asciiTheme="minorHAnsi" w:hAnsiTheme="minorHAnsi" w:cstheme="minorHAnsi"/>
-        </w:rPr>
-        <w:t>After the fix:</w:t>
-      </w:r>
-    </w:p>
-    <w:p>
-      <w:pPr>
-        <w:pStyle w:val="ListParagraph"/>
-        <w:numPr>
-          <w:ilvl w:val="0"/>
-          <w:numId w:val="15"/>
-        </w:numPr>
-        <w:rPr>
-          <w:rFonts w:asciiTheme="minorHAnsi" w:hAnsiTheme="minorHAnsi" w:cstheme="minorHAnsi"/>
-        </w:rPr>
-      </w:pPr>
-      <w:r>
-        <w:rPr>
-          <w:rFonts w:asciiTheme="minorHAnsi" w:hAnsiTheme="minorHAnsi" w:cstheme="minorHAnsi"/>
-        </w:rPr>
-        <w:t xml:space="preserve">the system stops bad requests </w:t>
-      </w:r>
-      <w:proofErr w:type="gramStart"/>
-      <w:r>
-        <w:rPr>
-          <w:rFonts w:asciiTheme="minorHAnsi" w:hAnsiTheme="minorHAnsi" w:cstheme="minorHAnsi"/>
-        </w:rPr>
-        <w:t>earlier</w:t>
-      </w:r>
-      <w:proofErr w:type="gramEnd"/>
-    </w:p>
-    <w:p>
-      <w:pPr>
-        <w:pStyle w:val="ListParagraph"/>
-        <w:numPr>
-          <w:ilvl w:val="0"/>
-          <w:numId w:val="15"/>
-        </w:numPr>
-        <w:rPr>
-          <w:rFonts w:asciiTheme="minorHAnsi" w:hAnsiTheme="minorHAnsi" w:cstheme="minorHAnsi"/>
-        </w:rPr>
-      </w:pPr>
-      <w:r>
-        <w:rPr>
-          <w:rFonts w:asciiTheme="minorHAnsi" w:hAnsiTheme="minorHAnsi" w:cstheme="minorHAnsi"/>
-        </w:rPr>
-        <w:t xml:space="preserve">CPU is not wasted on long failing </w:t>
-      </w:r>
-      <w:proofErr w:type="gramStart"/>
-      <w:r>
-        <w:rPr>
-          <w:rFonts w:asciiTheme="minorHAnsi" w:hAnsiTheme="minorHAnsi" w:cstheme="minorHAnsi"/>
-        </w:rPr>
-        <w:t>requests</w:t>
-      </w:r>
-      <w:proofErr w:type="gramEnd"/>
-    </w:p>
-    <w:p>
-      <w:pPr>
-        <w:pStyle w:val="ListParagraph"/>
-        <w:numPr>
-          <w:ilvl w:val="0"/>
-          <w:numId w:val="15"/>
-        </w:numPr>
-        <w:rPr>
-          <w:rFonts w:asciiTheme="minorHAnsi" w:hAnsiTheme="minorHAnsi" w:cstheme="minorHAnsi"/>
-        </w:rPr>
-      </w:pPr>
-      <w:r>
-        <w:rPr>
-          <w:rFonts w:asciiTheme="minorHAnsi" w:hAnsiTheme="minorHAnsi" w:cstheme="minorHAnsi"/>
-        </w:rPr>
-        <w:t xml:space="preserve">the system can recover </w:t>
-      </w:r>
-      <w:proofErr w:type="gramStart"/>
-      <w:r>
-        <w:rPr>
-          <w:rFonts w:asciiTheme="minorHAnsi" w:hAnsiTheme="minorHAnsi" w:cstheme="minorHAnsi"/>
-        </w:rPr>
-        <w:t>faster</w:t>
-      </w:r>
-      <w:proofErr w:type="gramEnd"/>
-    </w:p>
-    <w:p>
-      <w:pPr>
-        <w:rPr>
-          <w:rFonts w:asciiTheme="minorHAnsi" w:hAnsiTheme="minorHAnsi" w:cstheme="minorHAnsi"/>
-        </w:rPr>
-      </w:pPr>
-      <w:r>
-        <w:rPr>
-          <w:rFonts w:asciiTheme="minorHAnsi" w:hAnsiTheme="minorHAnsi" w:cstheme="minorHAnsi"/>
-        </w:rPr>
-        <w:t>Failures still happen, but they are controlled.</w:t>
-      </w:r>
-    </w:p>
-    <w:p>
-      <w:pPr>
-        <w:rPr>
-          <w:rFonts w:asciiTheme="minorHAnsi" w:hAnsiTheme="minorHAnsi" w:cstheme="minorHAnsi"/>
-        </w:rPr>
-      </w:pPr>
-    </w:p>
-    <w:p>
-      <w:pPr>
-        <w:rPr>
-          <w:rFonts w:asciiTheme="minorHAnsi" w:hAnsiTheme="minorHAnsi" w:cstheme="minorHAnsi"/>
-          <w:b/>
-          <w:bCs/>
-        </w:rPr>
-      </w:pPr>
-      <w:r>
-        <w:rPr>
-          <w:rFonts w:asciiTheme="minorHAnsi" w:hAnsiTheme="minorHAnsi" w:cstheme="minorHAnsi"/>
-          <w:b/>
-          <w:bCs/>
-        </w:rPr>
-        <w:t>3. Good Version: Results After the Fix</w:t>
-      </w:r>
-    </w:p>
-    <w:p>
-      <w:pPr>
-        <w:rPr>
-          <w:rFonts w:asciiTheme="minorHAnsi" w:hAnsiTheme="minorHAnsi" w:cstheme="minorHAnsi"/>
-        </w:rPr>
-      </w:pPr>
-      <w:r>
-        <w:rPr>
-          <w:rFonts w:asciiTheme="minorHAnsi" w:hAnsiTheme="minorHAnsi" w:cstheme="minorHAnsi"/>
-        </w:rPr>
-        <w:t>I ran the same tests again after the fix.</w:t>
-      </w:r>
-    </w:p>
-    <w:p>
-      <w:pPr>
-        <w:rPr>
-          <w:rFonts w:asciiTheme="minorHAnsi" w:hAnsiTheme="minorHAnsi" w:cstheme="minorHAnsi"/>
-          <w:b/>
-          <w:bCs/>
-        </w:rPr>
-      </w:pPr>
-    </w:p>
-    <w:p>
-      <w:pPr>
-        <w:rPr>
-          <w:rFonts w:asciiTheme="minorHAnsi" w:hAnsiTheme="minorHAnsi" w:cstheme="minorHAnsi"/>
-          <w:b/>
-          <w:bCs/>
-        </w:rPr>
-      </w:pPr>
-      <w:r>
-        <w:rPr>
-          <w:rFonts w:asciiTheme="minorHAnsi" w:hAnsiTheme="minorHAnsi" w:cstheme="minorHAnsi"/>
-          <w:b/>
-          <w:bCs/>
-        </w:rPr>
-        <w:t>What Improved</w:t>
-      </w:r>
-    </w:p>
-    <w:p>
-      <w:pPr>
-        <w:rPr>
-          <w:rFonts w:asciiTheme="minorHAnsi" w:hAnsiTheme="minorHAnsi" w:cstheme="minorHAnsi"/>
-        </w:rPr>
-      </w:pPr>
-      <w:r>
-        <w:rPr>
-          <w:rFonts w:asciiTheme="minorHAnsi" w:hAnsiTheme="minorHAnsi" w:cstheme="minorHAnsi"/>
-        </w:rPr>
-        <w:t>Latency</w:t>
-      </w:r>
-    </w:p>
-    <w:p>
-      <w:pPr>
-        <w:pStyle w:val="ListParagraph"/>
-        <w:numPr>
-          <w:ilvl w:val="0"/>
-          <w:numId w:val="15"/>
-        </w:numPr>
-        <w:rPr>
-          <w:rFonts w:asciiTheme="minorHAnsi" w:hAnsiTheme="minorHAnsi" w:cstheme="minorHAnsi"/>
-        </w:rPr>
-      </w:pPr>
-      <w:r>
-        <w:rPr>
-          <w:rFonts w:asciiTheme="minorHAnsi" w:hAnsiTheme="minorHAnsi" w:cstheme="minorHAnsi"/>
-        </w:rPr>
-        <w:t xml:space="preserve">latency is more </w:t>
-      </w:r>
-      <w:proofErr w:type="gramStart"/>
-      <w:r>
-        <w:rPr>
-          <w:rFonts w:asciiTheme="minorHAnsi" w:hAnsiTheme="minorHAnsi" w:cstheme="minorHAnsi"/>
-        </w:rPr>
-        <w:t>stable</w:t>
-      </w:r>
-      <w:proofErr w:type="gramEnd"/>
-    </w:p>
-    <w:p>
-      <w:pPr>
-        <w:pStyle w:val="ListParagraph"/>
-        <w:numPr>
-          <w:ilvl w:val="0"/>
-          <w:numId w:val="15"/>
-        </w:numPr>
-        <w:rPr>
-          <w:rFonts w:asciiTheme="minorHAnsi" w:hAnsiTheme="minorHAnsi" w:cstheme="minorHAnsi"/>
-        </w:rPr>
-      </w:pPr>
-      <w:r>
-        <w:rPr>
-          <w:rFonts w:asciiTheme="minorHAnsi" w:hAnsiTheme="minorHAnsi" w:cstheme="minorHAnsi"/>
-        </w:rPr>
-        <w:t>fewer big spikes, especially in Test B</w:t>
-      </w:r>
-    </w:p>
-    <w:p>
-      <w:pPr>
-        <w:rPr>
-          <w:rFonts w:asciiTheme="minorHAnsi" w:hAnsiTheme="minorHAnsi" w:cstheme="minorHAnsi"/>
-        </w:rPr>
-      </w:pPr>
-      <w:r>
-        <w:rPr>
-          <w:rFonts w:asciiTheme="minorHAnsi" w:hAnsiTheme="minorHAnsi" w:cstheme="minorHAnsi"/>
-        </w:rPr>
-        <w:t>CPU Usage</w:t>
-      </w:r>
-    </w:p>
-    <w:p>
-      <w:pPr>
-        <w:pStyle w:val="ListParagraph"/>
-        <w:numPr>
-          <w:ilvl w:val="0"/>
-          <w:numId w:val="15"/>
-        </w:numPr>
-        <w:rPr>
-          <w:rFonts w:asciiTheme="minorHAnsi" w:hAnsiTheme="minorHAnsi" w:cstheme="minorHAnsi"/>
-        </w:rPr>
-      </w:pPr>
-      <w:r>
-        <w:rPr>
-          <w:rFonts w:asciiTheme="minorHAnsi" w:hAnsiTheme="minorHAnsi" w:cstheme="minorHAnsi"/>
-        </w:rPr>
-        <w:t xml:space="preserve">CPU usage is more </w:t>
-      </w:r>
-      <w:proofErr w:type="gramStart"/>
-      <w:r>
-        <w:rPr>
-          <w:rFonts w:asciiTheme="minorHAnsi" w:hAnsiTheme="minorHAnsi" w:cstheme="minorHAnsi"/>
-        </w:rPr>
-        <w:t>stable</w:t>
-      </w:r>
-      <w:proofErr w:type="gramEnd"/>
-    </w:p>
-    <w:p>
-      <w:pPr>
-        <w:pStyle w:val="ListParagraph"/>
-        <w:numPr>
-          <w:ilvl w:val="0"/>
-          <w:numId w:val="15"/>
-        </w:numPr>
-        <w:rPr>
-          <w:rFonts w:asciiTheme="minorHAnsi" w:hAnsiTheme="minorHAnsi" w:cstheme="minorHAnsi"/>
-        </w:rPr>
-      </w:pPr>
-      <w:r>
-        <w:rPr>
-          <w:rFonts w:asciiTheme="minorHAnsi" w:hAnsiTheme="minorHAnsi" w:cstheme="minorHAnsi"/>
-        </w:rPr>
-        <w:t>fewer sudden jumps</w:t>
-      </w:r>
-    </w:p>
-    <w:p>
-      <w:pPr>
-        <w:rPr>
-          <w:rFonts w:asciiTheme="minorHAnsi" w:hAnsiTheme="minorHAnsi" w:cstheme="minorHAnsi"/>
-        </w:rPr>
-      </w:pPr>
-      <w:r>
-        <w:rPr>
-          <w:rFonts w:asciiTheme="minorHAnsi" w:hAnsiTheme="minorHAnsi" w:cstheme="minorHAnsi"/>
-        </w:rPr>
-        <w:t>CloudWatch Logs</w:t>
-      </w:r>
-    </w:p>
-    <w:p>
-      <w:pPr>
-        <w:pStyle w:val="ListParagraph"/>
-        <w:numPr>
-          <w:ilvl w:val="0"/>
-          <w:numId w:val="15"/>
-        </w:numPr>
-        <w:rPr>
-          <w:rFonts w:asciiTheme="minorHAnsi" w:hAnsiTheme="minorHAnsi" w:cstheme="minorHAnsi"/>
-        </w:rPr>
-      </w:pPr>
-      <w:r>
-        <w:rPr>
-          <w:rFonts w:asciiTheme="minorHAnsi" w:hAnsiTheme="minorHAnsi" w:cstheme="minorHAnsi"/>
-        </w:rPr>
-        <w:t>fewer error messages</w:t>
-      </w:r>
-    </w:p>
-    <w:p>
-      <w:pPr>
-        <w:pStyle w:val="ListParagraph"/>
-        <w:numPr>
-          <w:ilvl w:val="0"/>
-          <w:numId w:val="15"/>
-        </w:numPr>
-        <w:rPr>
-          <w:rFonts w:asciiTheme="minorHAnsi" w:hAnsiTheme="minorHAnsi" w:cstheme="minorHAnsi"/>
-        </w:rPr>
-      </w:pPr>
-      <w:r>
-        <w:rPr>
-          <w:rFonts w:asciiTheme="minorHAnsi" w:hAnsiTheme="minorHAnsi" w:cstheme="minorHAnsi"/>
-        </w:rPr>
-        <w:t xml:space="preserve">system behavior is more </w:t>
-      </w:r>
-      <w:proofErr w:type="gramStart"/>
-      <w:r>
-        <w:rPr>
-          <w:rFonts w:asciiTheme="minorHAnsi" w:hAnsiTheme="minorHAnsi" w:cstheme="minorHAnsi"/>
-        </w:rPr>
-        <w:t>consistent</w:t>
-      </w:r>
-      <w:proofErr w:type="gramEnd"/>
-    </w:p>
-    <w:p>
-      <w:pPr>
-        <w:rPr>
-          <w:rFonts w:asciiTheme="minorHAnsi" w:hAnsiTheme="minorHAnsi" w:cstheme="minorHAnsi"/>
-        </w:rPr>
-      </w:pPr>
-      <w:r>
-        <w:rPr>
-          <w:rFonts w:asciiTheme="minorHAnsi" w:hAnsiTheme="minorHAnsi" w:cstheme="minorHAnsi"/>
-        </w:rPr>
-        <w:t>The system continues to serve requests instead of breaking down.</w:t>
-      </w:r>
-    </w:p>
-    <w:p>
-      <w:pPr>
-        <w:rPr>
-          <w:rFonts w:asciiTheme="minorHAnsi" w:hAnsiTheme="minorHAnsi" w:cstheme="minorHAnsi"/>
-        </w:rPr>
-      </w:pPr>
-    </w:p>
-    <w:p>
-      <w:pPr>
-        <w:rPr>
-          <w:rFonts w:asciiTheme="minorHAnsi" w:hAnsiTheme="minorHAnsi" w:cstheme="minorHAnsi"/>
-          <w:b/>
-          <w:bCs/>
-        </w:rPr>
-      </w:pPr>
-      <w:r>
-        <w:rPr>
-          <w:rFonts w:asciiTheme="minorHAnsi" w:hAnsiTheme="minorHAnsi" w:cstheme="minorHAnsi"/>
-          <w:b/>
-          <w:bCs/>
+          <w:color w:val="273540"/>
+          <w:kern w:val="36"/>
+        </w:rPr>
+        <w:t>In</w:t>
+      </w:r>
+      <w:r>
+        <w:rPr>
+          <w:rFonts w:asciiTheme="minorHAnsi" w:hAnsiTheme="minorHAnsi" w:cstheme="minorHAnsi"/>
+          <w:color w:val="273540"/>
+          <w:kern w:val="36"/>
+        </w:rPr>
+        <w:t xml:space="preserve"> this test, </w:t>
+      </w:r>
+      <w:r>
+        <w:rPr>
+          <w:rFonts w:asciiTheme="minorHAnsi" w:hAnsiTheme="minorHAnsi" w:cstheme="minorHAnsi" w:hint="eastAsia"/>
+          <w:color w:val="273540"/>
+          <w:kern w:val="36"/>
+        </w:rPr>
+        <w:t>t</w:t>
+      </w:r>
+      <w:r>
+        <w:rPr>
+          <w:rFonts w:asciiTheme="minorHAnsi" w:hAnsiTheme="minorHAnsi" w:cstheme="minorHAnsi"/>
+          <w:color w:val="273540"/>
+          <w:kern w:val="36"/>
+        </w:rPr>
+        <w:t xml:space="preserve">he system maintained </w:t>
+      </w:r>
+      <w:r>
+        <w:rPr>
+          <w:rFonts w:asciiTheme="minorHAnsi" w:hAnsiTheme="minorHAnsi" w:cstheme="minorHAnsi"/>
+          <w:b/>
+          <w:bCs/>
+          <w:color w:val="273540"/>
+          <w:kern w:val="36"/>
+        </w:rPr>
+        <w:t>high throughput of about 217 requests per second</w:t>
+      </w:r>
+      <w:r>
+        <w:rPr>
+          <w:rFonts w:asciiTheme="minorHAnsi" w:hAnsiTheme="minorHAnsi" w:cstheme="minorHAnsi"/>
+          <w:color w:val="273540"/>
+          <w:kern w:val="36"/>
+        </w:rPr>
+        <w:t xml:space="preserve">, with an </w:t>
+      </w:r>
+      <w:r>
+        <w:rPr>
+          <w:rFonts w:asciiTheme="minorHAnsi" w:hAnsiTheme="minorHAnsi" w:cstheme="minorHAnsi"/>
+          <w:b/>
+          <w:bCs/>
+          <w:color w:val="273540"/>
+          <w:kern w:val="36"/>
+        </w:rPr>
+        <w:t xml:space="preserve">average response time of around 60 </w:t>
+      </w:r>
+      <w:proofErr w:type="spellStart"/>
+      <w:r>
+        <w:rPr>
+          <w:rFonts w:asciiTheme="minorHAnsi" w:hAnsiTheme="minorHAnsi" w:cstheme="minorHAnsi"/>
+          <w:b/>
+          <w:bCs/>
+          <w:color w:val="273540"/>
+          <w:kern w:val="36"/>
+        </w:rPr>
+        <w:t>ms</w:t>
+      </w:r>
+      <w:proofErr w:type="spellEnd"/>
+      <w:r>
+        <w:rPr>
+          <w:rFonts w:asciiTheme="minorHAnsi" w:hAnsiTheme="minorHAnsi" w:cstheme="minorHAnsi"/>
+          <w:color w:val="273540"/>
+          <w:kern w:val="36"/>
+        </w:rPr>
+        <w:t xml:space="preserve"> and a </w:t>
+      </w:r>
+      <w:r>
+        <w:rPr>
+          <w:rFonts w:asciiTheme="minorHAnsi" w:hAnsiTheme="minorHAnsi" w:cstheme="minorHAnsi"/>
+          <w:b/>
+          <w:bCs/>
+          <w:color w:val="273540"/>
+          <w:kern w:val="36"/>
+        </w:rPr>
+        <w:t xml:space="preserve">95th percentile latency of about 89 </w:t>
+      </w:r>
+      <w:proofErr w:type="spellStart"/>
+      <w:r>
+        <w:rPr>
+          <w:rFonts w:asciiTheme="minorHAnsi" w:hAnsiTheme="minorHAnsi" w:cstheme="minorHAnsi"/>
+          <w:b/>
+          <w:bCs/>
+          <w:color w:val="273540"/>
+          <w:kern w:val="36"/>
+        </w:rPr>
+        <w:t>ms</w:t>
+      </w:r>
+      <w:r>
+        <w:rPr>
+          <w:rFonts w:asciiTheme="minorHAnsi" w:hAnsiTheme="minorHAnsi" w:cstheme="minorHAnsi"/>
+          <w:color w:val="273540"/>
+          <w:kern w:val="36"/>
+        </w:rPr>
+        <w:t>.</w:t>
+      </w:r>
+      <w:proofErr w:type="spellEnd"/>
+      <w:r>
+        <w:rPr>
+          <w:rFonts w:asciiTheme="minorHAnsi" w:hAnsiTheme="minorHAnsi" w:cstheme="minorHAnsi"/>
+          <w:color w:val="273540"/>
+          <w:kern w:val="36"/>
+        </w:rPr>
+        <w:t xml:space="preserve"> No request failures were observed.</w:t>
+      </w:r>
+    </w:p>
+    <w:p/>
+    <w:p>
+      <w:pPr>
+        <w:pStyle w:val="Heading3"/>
+        <w:rPr>
+          <w:rFonts w:asciiTheme="minorHAnsi" w:hAnsiTheme="minorHAnsi" w:cstheme="minorHAnsi"/>
+        </w:rPr>
+      </w:pPr>
+      <w:r>
+        <w:rPr>
+          <w:rFonts w:asciiTheme="minorHAnsi" w:hAnsiTheme="minorHAnsi" w:cstheme="minorHAnsi"/>
+          <w:color w:val="273540"/>
+          <w:kern w:val="36"/>
+        </w:rPr>
+        <w:t xml:space="preserve">Compared with the </w:t>
+      </w:r>
+      <w:r>
+        <w:rPr>
+          <w:rFonts w:asciiTheme="minorHAnsi" w:hAnsiTheme="minorHAnsi" w:cstheme="minorHAnsi"/>
+          <w:b/>
+          <w:bCs/>
+          <w:color w:val="273540"/>
+          <w:kern w:val="36"/>
+        </w:rPr>
+        <w:t>problem deployment</w:t>
+      </w:r>
+      <w:r>
+        <w:rPr>
+          <w:rFonts w:asciiTheme="minorHAnsi" w:hAnsiTheme="minorHAnsi" w:cstheme="minorHAnsi"/>
+          <w:color w:val="273540"/>
+          <w:kern w:val="36"/>
+        </w:rPr>
+        <w:t xml:space="preserve">, the fixed version handled concurrent load much more efficiently and avoided the very high latency caused by the unstable downstream dependency. Even with more users, the system remained responsive and stable, showing that the resilience mechanisms successfully prevented requests from being blocked by the slow </w:t>
+      </w:r>
+    </w:p>
+    <w:p/>
+    <w:p>
+      <w:pPr>
+        <w:rPr>
+          <w:rFonts w:asciiTheme="minorHAnsi" w:hAnsiTheme="minorHAnsi" w:cstheme="minorHAnsi"/>
+          <w:b/>
+          <w:bCs/>
+          <w:color w:val="273540"/>
+          <w:kern w:val="36"/>
+        </w:rPr>
+      </w:pPr>
+      <w:r>
+        <w:rPr>
+          <w:rFonts w:asciiTheme="minorHAnsi" w:hAnsiTheme="minorHAnsi" w:cstheme="minorHAnsi"/>
+          <w:b/>
+          <w:bCs/>
+          <w:color w:val="273540"/>
+          <w:kern w:val="36"/>
+        </w:rPr>
+        <w:t>3</w:t>
+      </w:r>
+      <w:r>
+        <w:rPr>
+          <w:rFonts w:asciiTheme="minorHAnsi" w:hAnsiTheme="minorHAnsi" w:cstheme="minorHAnsi"/>
+          <w:b/>
+          <w:bCs/>
+          <w:color w:val="273540"/>
+          <w:kern w:val="36"/>
+        </w:rPr>
+        <w:t xml:space="preserve">. </w:t>
+      </w:r>
+      <w:r>
+        <w:rPr>
+          <w:rFonts w:asciiTheme="minorHAnsi" w:hAnsiTheme="minorHAnsi" w:cstheme="minorHAnsi" w:hint="eastAsia"/>
+          <w:b/>
+          <w:bCs/>
+          <w:color w:val="273540"/>
+          <w:kern w:val="36"/>
         </w:rPr>
         <w:t>Conclusion</w:t>
       </w:r>
     </w:p>
     <w:p>
       <w:pPr>
-        <w:rPr>
-          <w:rFonts w:asciiTheme="minorHAnsi" w:hAnsiTheme="minorHAnsi" w:cstheme="minorHAnsi"/>
-        </w:rPr>
-      </w:pPr>
-      <w:r>
-        <w:rPr>
-          <w:rFonts w:asciiTheme="minorHAnsi" w:hAnsiTheme="minorHAnsi" w:cstheme="minorHAnsi"/>
-        </w:rPr>
-        <w:t>In this experiment, I first showed a system that fails under load.</w:t>
-      </w:r>
-      <w:r>
-        <w:rPr>
-          <w:rFonts w:asciiTheme="minorHAnsi" w:hAnsiTheme="minorHAnsi" w:cstheme="minorHAnsi"/>
-        </w:rPr>
-        <w:br/>
-        <w:t>Then I fixed it using simple resilience ideas.</w:t>
-      </w:r>
-    </w:p>
-    <w:p>
-      <w:pPr>
-        <w:rPr>
-          <w:rFonts w:asciiTheme="minorHAnsi" w:hAnsiTheme="minorHAnsi" w:cstheme="minorHAnsi"/>
-        </w:rPr>
-      </w:pPr>
-    </w:p>
-    <w:p>
-      <w:pPr>
-        <w:rPr>
-          <w:rFonts w:asciiTheme="minorHAnsi" w:hAnsiTheme="minorHAnsi" w:cstheme="minorHAnsi"/>
-        </w:rPr>
-      </w:pPr>
-      <w:r>
-        <w:rPr>
-          <w:rFonts w:asciiTheme="minorHAnsi" w:hAnsiTheme="minorHAnsi" w:cstheme="minorHAnsi"/>
-        </w:rPr>
-        <w:t>After the fix:</w:t>
-      </w:r>
-    </w:p>
-    <w:p>
-      <w:pPr>
-        <w:pStyle w:val="ListParagraph"/>
-        <w:numPr>
-          <w:ilvl w:val="0"/>
-          <w:numId w:val="15"/>
-        </w:numPr>
-        <w:rPr>
-          <w:rFonts w:asciiTheme="minorHAnsi" w:hAnsiTheme="minorHAnsi" w:cstheme="minorHAnsi"/>
-        </w:rPr>
-      </w:pPr>
-      <w:r>
-        <w:rPr>
-          <w:rFonts w:asciiTheme="minorHAnsi" w:hAnsiTheme="minorHAnsi" w:cstheme="minorHAnsi"/>
-        </w:rPr>
-        <w:t xml:space="preserve">the system is more </w:t>
-      </w:r>
-      <w:proofErr w:type="gramStart"/>
-      <w:r>
-        <w:rPr>
-          <w:rFonts w:asciiTheme="minorHAnsi" w:hAnsiTheme="minorHAnsi" w:cstheme="minorHAnsi"/>
-        </w:rPr>
-        <w:t>stable</w:t>
-      </w:r>
-      <w:proofErr w:type="gramEnd"/>
-    </w:p>
-    <w:p>
-      <w:pPr>
-        <w:pStyle w:val="ListParagraph"/>
-        <w:numPr>
-          <w:ilvl w:val="0"/>
-          <w:numId w:val="15"/>
-        </w:numPr>
-        <w:rPr>
-          <w:rFonts w:asciiTheme="minorHAnsi" w:hAnsiTheme="minorHAnsi" w:cstheme="minorHAnsi"/>
-        </w:rPr>
-      </w:pPr>
-      <w:r>
-        <w:rPr>
-          <w:rFonts w:asciiTheme="minorHAnsi" w:hAnsiTheme="minorHAnsi" w:cstheme="minorHAnsi"/>
-        </w:rPr>
-        <w:t xml:space="preserve">failures are easier to </w:t>
-      </w:r>
-      <w:proofErr w:type="gramStart"/>
-      <w:r>
-        <w:rPr>
-          <w:rFonts w:asciiTheme="minorHAnsi" w:hAnsiTheme="minorHAnsi" w:cstheme="minorHAnsi"/>
-        </w:rPr>
-        <w:t>handle</w:t>
-      </w:r>
-      <w:proofErr w:type="gramEnd"/>
-    </w:p>
-    <w:p>
-      <w:pPr>
-        <w:pStyle w:val="ListParagraph"/>
-        <w:numPr>
-          <w:ilvl w:val="0"/>
-          <w:numId w:val="15"/>
-        </w:numPr>
-        <w:rPr>
-          <w:rFonts w:asciiTheme="minorHAnsi" w:hAnsiTheme="minorHAnsi" w:cstheme="minorHAnsi"/>
-        </w:rPr>
-      </w:pPr>
-      <w:r>
-        <w:rPr>
-          <w:rFonts w:asciiTheme="minorHAnsi" w:hAnsiTheme="minorHAnsi" w:cstheme="minorHAnsi"/>
-        </w:rPr>
-        <w:t>recovery is faster</w:t>
-      </w:r>
-    </w:p>
-    <w:p>
-      <w:pPr>
-        <w:rPr>
-          <w:rFonts w:asciiTheme="minorHAnsi" w:hAnsiTheme="minorHAnsi" w:cstheme="minorHAnsi"/>
-        </w:rPr>
-      </w:pPr>
-      <w:r>
-        <w:rPr>
-          <w:rFonts w:asciiTheme="minorHAnsi" w:hAnsiTheme="minorHAnsi" w:cstheme="minorHAnsi"/>
-        </w:rPr>
-        <w:t>This shows why it is important to design systems that can fail and recover, not only systems that work in perfect conditions.</w:t>
-      </w:r>
-    </w:p>
-    <w:p/>
-    <w:p>
-      <w:pPr>
-        <w:rPr>
-          <w:rFonts w:hint="eastAsia"/>
-        </w:rPr>
-      </w:pPr>
+        <w:pStyle w:val="NormalWeb"/>
+        <w:rPr>
+          <w:rFonts w:asciiTheme="minorHAnsi" w:eastAsiaTheme="majorEastAsia" w:hAnsiTheme="minorHAnsi" w:cstheme="minorHAnsi"/>
+          <w:color w:val="273540"/>
+          <w:kern w:val="36"/>
+        </w:rPr>
+      </w:pPr>
+      <w:r>
+        <w:rPr>
+          <w:rFonts w:asciiTheme="minorHAnsi" w:eastAsiaTheme="majorEastAsia" w:hAnsiTheme="minorHAnsi" w:cstheme="minorHAnsi"/>
+          <w:color w:val="273540"/>
+          <w:kern w:val="36"/>
+        </w:rPr>
+        <w:t xml:space="preserve">In this experiment, we demonstrated how an unstable downstream dependency can significantly affect system performance when no resilience mechanisms are applied. Under the </w:t>
+      </w:r>
+      <w:r>
+        <w:rPr>
+          <w:rFonts w:asciiTheme="minorHAnsi" w:eastAsiaTheme="majorEastAsia" w:hAnsiTheme="minorHAnsi" w:cstheme="minorHAnsi"/>
+          <w:b/>
+          <w:bCs/>
+          <w:color w:val="273540"/>
+          <w:kern w:val="36"/>
+        </w:rPr>
+        <w:t>problem deployment</w:t>
+      </w:r>
+      <w:r>
+        <w:rPr>
+          <w:rFonts w:asciiTheme="minorHAnsi" w:eastAsiaTheme="majorEastAsia" w:hAnsiTheme="minorHAnsi" w:cstheme="minorHAnsi"/>
+          <w:color w:val="273540"/>
+          <w:kern w:val="36"/>
+        </w:rPr>
+        <w:t>, the system experienced extremely high latency and very low throughput when the downstream service behaved unpredictably. Requests often waited for a long time because the service had no protection mechanisms such as timeouts or isolation.</w:t>
+      </w:r>
+    </w:p>
+    <w:p>
+      <w:pPr>
+        <w:pStyle w:val="NormalWeb"/>
+        <w:rPr>
+          <w:rFonts w:asciiTheme="minorHAnsi" w:eastAsiaTheme="majorEastAsia" w:hAnsiTheme="minorHAnsi" w:cstheme="minorHAnsi"/>
+          <w:color w:val="273540"/>
+          <w:kern w:val="36"/>
+        </w:rPr>
+      </w:pPr>
+      <w:r>
+        <w:rPr>
+          <w:rFonts w:asciiTheme="minorHAnsi" w:eastAsiaTheme="majorEastAsia" w:hAnsiTheme="minorHAnsi" w:cstheme="minorHAnsi"/>
+          <w:color w:val="273540"/>
+          <w:kern w:val="36"/>
+        </w:rPr>
+        <w:t xml:space="preserve">After introducing the </w:t>
+      </w:r>
+      <w:r>
+        <w:rPr>
+          <w:rFonts w:asciiTheme="minorHAnsi" w:eastAsiaTheme="majorEastAsia" w:hAnsiTheme="minorHAnsi" w:cstheme="minorHAnsi"/>
+          <w:b/>
+          <w:bCs/>
+          <w:color w:val="273540"/>
+          <w:kern w:val="36"/>
+        </w:rPr>
+        <w:t>fixed deployment</w:t>
+      </w:r>
+      <w:r>
+        <w:rPr>
+          <w:rFonts w:asciiTheme="minorHAnsi" w:eastAsiaTheme="majorEastAsia" w:hAnsiTheme="minorHAnsi" w:cstheme="minorHAnsi"/>
+          <w:color w:val="273540"/>
+          <w:kern w:val="36"/>
+        </w:rPr>
+        <w:t>, the system performance improved significantly. With the resilience mechanisms enabled, the service was able to quickly handle requests even when the downstream dependency was unstable. The response time dropped from seconds to milliseconds, and the throughput increased dramatically while maintaining zero failures.</w:t>
+      </w:r>
+    </w:p>
+    <w:p>
+      <w:pPr>
+        <w:pStyle w:val="NormalWeb"/>
+        <w:rPr>
+          <w:rFonts w:asciiTheme="minorHAnsi" w:eastAsiaTheme="majorEastAsia" w:hAnsiTheme="minorHAnsi" w:cstheme="minorHAnsi"/>
+          <w:color w:val="273540"/>
+          <w:kern w:val="36"/>
+        </w:rPr>
+      </w:pPr>
+      <w:r>
+        <w:rPr>
+          <w:rFonts w:asciiTheme="minorHAnsi" w:eastAsiaTheme="majorEastAsia" w:hAnsiTheme="minorHAnsi" w:cstheme="minorHAnsi"/>
+          <w:color w:val="273540"/>
+          <w:kern w:val="36"/>
+        </w:rPr>
+        <w:t xml:space="preserve">These results show that resilience patterns such as </w:t>
+      </w:r>
+      <w:r>
+        <w:rPr>
+          <w:rFonts w:asciiTheme="minorHAnsi" w:eastAsiaTheme="majorEastAsia" w:hAnsiTheme="minorHAnsi" w:cstheme="minorHAnsi"/>
+          <w:b/>
+          <w:bCs/>
+          <w:color w:val="273540"/>
+          <w:kern w:val="36"/>
+        </w:rPr>
+        <w:t>fail fast, circuit breaker, and bulkhead</w:t>
+      </w:r>
+      <w:r>
+        <w:rPr>
+          <w:rFonts w:asciiTheme="minorHAnsi" w:eastAsiaTheme="majorEastAsia" w:hAnsiTheme="minorHAnsi" w:cstheme="minorHAnsi"/>
+          <w:color w:val="273540"/>
+          <w:kern w:val="36"/>
+        </w:rPr>
+        <w:t xml:space="preserve"> are important for building reliable distributed systems. By preventing requests from being blocked by unstable dependencies, these mechanisms help maintain system stability and performance under concurrent load.</w:t>
+      </w:r>
     </w:p>
     <w:sectPr>
       <w:pgSz w:w="12240" w:h="15840"/>
@@ -5081,7 +5776,6 @@
     <w:name w:val="Normal (Web)"/>
     <w:basedOn w:val="Normal"/>
     <w:uiPriority w:val="99"/>
-    <w:semiHidden/>
     <w:unhideWhenUsed/>
     <w:rsid w:val="005427F0"/>
     <w:pPr>
